--- a/docs/tables/whole/sec10_lm_d365_surv.docx
+++ b/docs/tables/whole/sec10_lm_d365_surv.docx
@@ -20,7 +20,7 @@
         <w:gridCol w:w="2624"/>
         <w:gridCol w:w="778"/>
         <w:gridCol w:w="912"/>
-        <w:gridCol w:w="1463"/>
+        <w:gridCol w:w="1536"/>
         <w:gridCol w:w="1181"/>
         <w:gridCol w:w="778"/>
         <w:gridCol w:w="912"/>
@@ -2043,113 +2043,113 @@
                 <w:szCs w:val="22"/>
                 <w:color w:val="000000"/>
               </w:rPr>
-              <w:t xml:space="preserve">-5.4</w:t>
-            </w:r>
-          </w:p>
-        </w:tc>
-        <w:tc>
-          <w:tcPr>
-            <w:tcBorders>
-              <w:bottom w:val="none" w:sz="0" w:space="0" w:color="000000"/>
-              <w:top w:val="none" w:sz="0" w:space="0" w:color="000000"/>
-              <w:left w:val="none" w:sz="0" w:space="0" w:color="000000"/>
-              <w:right w:val="none" w:sz="0" w:space="0" w:color="000000"/>
-            </w:tcBorders>
-            <w:shd w:val="clear" w:color="auto" w:fill="FFFFFF"/>
-            <w:tcMar>
-              <w:top w:w="0" w:type="dxa"/>
-              <w:bottom w:w="0" w:type="dxa"/>
-              <w:left w:w="0" w:type="dxa"/>
-              <w:right w:w="0" w:type="dxa"/>
-            </w:tcMar>
-            <w:vAlign w:val="top"/>
-          </w:tcPr>
-          <w:p>
-            <w:pPr>
-              <w:pStyle w:val="Normal"/>
-              <w:jc w:val="center"/>
-              <w:pBdr>
-                <w:bottom w:val="none" w:sz="0" w:space="0" w:color="000000"/>
-                <w:top w:val="none" w:sz="0" w:space="0" w:color="000000"/>
-                <w:left w:val="none" w:sz="0" w:space="0" w:color="000000"/>
-                <w:right w:val="none" w:sz="0" w:space="0" w:color="000000"/>
-              </w:pBdr>
-              <w:spacing w:after="100" w:before="100" w:line="240"/>
-              <w:ind w:left="100" w:right="100" w:firstLine="0" w:firstLineChars="0"/>
-              <w:rPr>
-                <w:rFonts w:ascii="Helvetica" w:hAnsi="Helvetica" w:eastAsia="Helvetica" w:cs="Helvetica"/>
-                <w:i w:val="false"/>
-                <w:b w:val="false"/>
-                <w:u w:val="none"/>
-                <w:sz w:val="22"/>
-                <w:szCs w:val="22"/>
-                <w:color w:val="000000"/>
-              </w:rPr>
-            </w:pPr>
-            <w:r>
-              <w:rPr>
-                <w:rFonts w:ascii="Helvetica" w:hAnsi="Helvetica" w:eastAsia="Helvetica" w:cs="Helvetica"/>
-                <w:i w:val="false"/>
-                <w:b w:val="false"/>
-                <w:u w:val="none"/>
-                <w:sz w:val="22"/>
-                <w:szCs w:val="22"/>
-                <w:color w:val="000000"/>
-              </w:rPr>
-              <w:t xml:space="preserve">-9.7, -1.2</w:t>
-            </w:r>
-          </w:p>
-        </w:tc>
-        <w:tc>
-          <w:tcPr>
-            <w:tcBorders>
-              <w:bottom w:val="none" w:sz="0" w:space="0" w:color="000000"/>
-              <w:top w:val="none" w:sz="0" w:space="0" w:color="000000"/>
-              <w:left w:val="none" w:sz="0" w:space="0" w:color="000000"/>
-              <w:right w:val="none" w:sz="0" w:space="0" w:color="000000"/>
-            </w:tcBorders>
-            <w:shd w:val="clear" w:color="auto" w:fill="FFFFFF"/>
-            <w:tcMar>
-              <w:top w:w="0" w:type="dxa"/>
-              <w:bottom w:w="0" w:type="dxa"/>
-              <w:left w:w="0" w:type="dxa"/>
-              <w:right w:w="0" w:type="dxa"/>
-            </w:tcMar>
-            <w:vAlign w:val="top"/>
-          </w:tcPr>
-          <w:p>
-            <w:pPr>
-              <w:pStyle w:val="Normal"/>
-              <w:jc w:val="center"/>
-              <w:pBdr>
-                <w:bottom w:val="none" w:sz="0" w:space="0" w:color="000000"/>
-                <w:top w:val="none" w:sz="0" w:space="0" w:color="000000"/>
-                <w:left w:val="none" w:sz="0" w:space="0" w:color="000000"/>
-                <w:right w:val="none" w:sz="0" w:space="0" w:color="000000"/>
-              </w:pBdr>
-              <w:spacing w:after="100" w:before="100" w:line="240"/>
-              <w:ind w:left="100" w:right="100" w:firstLine="0" w:firstLineChars="0"/>
-              <w:rPr>
-                <w:rFonts w:ascii="Helvetica" w:hAnsi="Helvetica" w:eastAsia="Helvetica" w:cs="Helvetica"/>
-                <w:i w:val="false"/>
-                <w:b w:val="false"/>
-                <w:u w:val="none"/>
-                <w:sz w:val="22"/>
-                <w:szCs w:val="22"/>
-                <w:color w:val="000000"/>
-              </w:rPr>
-            </w:pPr>
-            <w:r>
-              <w:rPr>
-                <w:rFonts w:ascii="Helvetica" w:hAnsi="Helvetica" w:eastAsia="Helvetica" w:cs="Helvetica"/>
-                <w:i w:val="false"/>
-                <w:b w:val="false"/>
-                <w:u w:val="none"/>
-                <w:sz w:val="22"/>
-                <w:szCs w:val="22"/>
-                <w:color w:val="000000"/>
-              </w:rPr>
-              <w:t xml:space="preserve">0.013</w:t>
+              <w:t xml:space="preserve">-3.0</w:t>
+            </w:r>
+          </w:p>
+        </w:tc>
+        <w:tc>
+          <w:tcPr>
+            <w:tcBorders>
+              <w:bottom w:val="none" w:sz="0" w:space="0" w:color="000000"/>
+              <w:top w:val="none" w:sz="0" w:space="0" w:color="000000"/>
+              <w:left w:val="none" w:sz="0" w:space="0" w:color="000000"/>
+              <w:right w:val="none" w:sz="0" w:space="0" w:color="000000"/>
+            </w:tcBorders>
+            <w:shd w:val="clear" w:color="auto" w:fill="FFFFFF"/>
+            <w:tcMar>
+              <w:top w:w="0" w:type="dxa"/>
+              <w:bottom w:w="0" w:type="dxa"/>
+              <w:left w:w="0" w:type="dxa"/>
+              <w:right w:w="0" w:type="dxa"/>
+            </w:tcMar>
+            <w:vAlign w:val="top"/>
+          </w:tcPr>
+          <w:p>
+            <w:pPr>
+              <w:pStyle w:val="Normal"/>
+              <w:jc w:val="center"/>
+              <w:pBdr>
+                <w:bottom w:val="none" w:sz="0" w:space="0" w:color="000000"/>
+                <w:top w:val="none" w:sz="0" w:space="0" w:color="000000"/>
+                <w:left w:val="none" w:sz="0" w:space="0" w:color="000000"/>
+                <w:right w:val="none" w:sz="0" w:space="0" w:color="000000"/>
+              </w:pBdr>
+              <w:spacing w:after="100" w:before="100" w:line="240"/>
+              <w:ind w:left="100" w:right="100" w:firstLine="0" w:firstLineChars="0"/>
+              <w:rPr>
+                <w:rFonts w:ascii="Helvetica" w:hAnsi="Helvetica" w:eastAsia="Helvetica" w:cs="Helvetica"/>
+                <w:i w:val="false"/>
+                <w:b w:val="false"/>
+                <w:u w:val="none"/>
+                <w:sz w:val="22"/>
+                <w:szCs w:val="22"/>
+                <w:color w:val="000000"/>
+              </w:rPr>
+            </w:pPr>
+            <w:r>
+              <w:rPr>
+                <w:rFonts w:ascii="Helvetica" w:hAnsi="Helvetica" w:eastAsia="Helvetica" w:cs="Helvetica"/>
+                <w:i w:val="false"/>
+                <w:b w:val="false"/>
+                <w:u w:val="none"/>
+                <w:sz w:val="22"/>
+                <w:szCs w:val="22"/>
+                <w:color w:val="000000"/>
+              </w:rPr>
+              <w:t xml:space="preserve">-7.0, 0.98</w:t>
+            </w:r>
+          </w:p>
+        </w:tc>
+        <w:tc>
+          <w:tcPr>
+            <w:tcBorders>
+              <w:bottom w:val="none" w:sz="0" w:space="0" w:color="000000"/>
+              <w:top w:val="none" w:sz="0" w:space="0" w:color="000000"/>
+              <w:left w:val="none" w:sz="0" w:space="0" w:color="000000"/>
+              <w:right w:val="none" w:sz="0" w:space="0" w:color="000000"/>
+            </w:tcBorders>
+            <w:shd w:val="clear" w:color="auto" w:fill="FFFFFF"/>
+            <w:tcMar>
+              <w:top w:w="0" w:type="dxa"/>
+              <w:bottom w:w="0" w:type="dxa"/>
+              <w:left w:w="0" w:type="dxa"/>
+              <w:right w:w="0" w:type="dxa"/>
+            </w:tcMar>
+            <w:vAlign w:val="top"/>
+          </w:tcPr>
+          <w:p>
+            <w:pPr>
+              <w:pStyle w:val="Normal"/>
+              <w:jc w:val="center"/>
+              <w:pBdr>
+                <w:bottom w:val="none" w:sz="0" w:space="0" w:color="000000"/>
+                <w:top w:val="none" w:sz="0" w:space="0" w:color="000000"/>
+                <w:left w:val="none" w:sz="0" w:space="0" w:color="000000"/>
+                <w:right w:val="none" w:sz="0" w:space="0" w:color="000000"/>
+              </w:pBdr>
+              <w:spacing w:after="100" w:before="100" w:line="240"/>
+              <w:ind w:left="100" w:right="100" w:firstLine="0" w:firstLineChars="0"/>
+              <w:rPr>
+                <w:rFonts w:ascii="Helvetica" w:hAnsi="Helvetica" w:eastAsia="Helvetica" w:cs="Helvetica"/>
+                <w:i w:val="false"/>
+                <w:b w:val="false"/>
+                <w:u w:val="none"/>
+                <w:sz w:val="22"/>
+                <w:szCs w:val="22"/>
+                <w:color w:val="000000"/>
+              </w:rPr>
+            </w:pPr>
+            <w:r>
+              <w:rPr>
+                <w:rFonts w:ascii="Helvetica" w:hAnsi="Helvetica" w:eastAsia="Helvetica" w:cs="Helvetica"/>
+                <w:i w:val="false"/>
+                <w:b w:val="false"/>
+                <w:u w:val="none"/>
+                <w:sz w:val="22"/>
+                <w:szCs w:val="22"/>
+                <w:color w:val="000000"/>
+              </w:rPr>
+              <w:t xml:space="preserve">0.138</w:t>
             </w:r>
           </w:p>
         </w:tc>
@@ -2526,113 +2526,113 @@
                 <w:szCs w:val="22"/>
                 <w:color w:val="000000"/>
               </w:rPr>
-              <w:t xml:space="preserve">-0.06</w:t>
-            </w:r>
-          </w:p>
-        </w:tc>
-        <w:tc>
-          <w:tcPr>
-            <w:tcBorders>
-              <w:bottom w:val="none" w:sz="0" w:space="0" w:color="000000"/>
-              <w:top w:val="none" w:sz="0" w:space="0" w:color="000000"/>
-              <w:left w:val="none" w:sz="0" w:space="0" w:color="000000"/>
-              <w:right w:val="none" w:sz="0" w:space="0" w:color="000000"/>
-            </w:tcBorders>
-            <w:shd w:val="clear" w:color="auto" w:fill="FFFFFF"/>
-            <w:tcMar>
-              <w:top w:w="0" w:type="dxa"/>
-              <w:bottom w:w="0" w:type="dxa"/>
-              <w:left w:w="0" w:type="dxa"/>
-              <w:right w:w="0" w:type="dxa"/>
-            </w:tcMar>
-            <w:vAlign w:val="top"/>
-          </w:tcPr>
-          <w:p>
-            <w:pPr>
-              <w:pStyle w:val="Normal"/>
-              <w:jc w:val="center"/>
-              <w:pBdr>
-                <w:bottom w:val="none" w:sz="0" w:space="0" w:color="000000"/>
-                <w:top w:val="none" w:sz="0" w:space="0" w:color="000000"/>
-                <w:left w:val="none" w:sz="0" w:space="0" w:color="000000"/>
-                <w:right w:val="none" w:sz="0" w:space="0" w:color="000000"/>
-              </w:pBdr>
-              <w:spacing w:after="100" w:before="100" w:line="240"/>
-              <w:ind w:left="100" w:right="100" w:firstLine="0" w:firstLineChars="0"/>
-              <w:rPr>
-                <w:rFonts w:ascii="Helvetica" w:hAnsi="Helvetica" w:eastAsia="Helvetica" w:cs="Helvetica"/>
-                <w:i w:val="false"/>
-                <w:b w:val="false"/>
-                <w:u w:val="none"/>
-                <w:sz w:val="22"/>
-                <w:szCs w:val="22"/>
-                <w:color w:val="000000"/>
-              </w:rPr>
-            </w:pPr>
-            <w:r>
-              <w:rPr>
-                <w:rFonts w:ascii="Helvetica" w:hAnsi="Helvetica" w:eastAsia="Helvetica" w:cs="Helvetica"/>
-                <w:i w:val="false"/>
-                <w:b w:val="false"/>
-                <w:u w:val="none"/>
-                <w:sz w:val="22"/>
-                <w:szCs w:val="22"/>
-                <w:color w:val="000000"/>
-              </w:rPr>
-              <w:t xml:space="preserve">-0.24, 0.13</w:t>
-            </w:r>
-          </w:p>
-        </w:tc>
-        <w:tc>
-          <w:tcPr>
-            <w:tcBorders>
-              <w:bottom w:val="none" w:sz="0" w:space="0" w:color="000000"/>
-              <w:top w:val="none" w:sz="0" w:space="0" w:color="000000"/>
-              <w:left w:val="none" w:sz="0" w:space="0" w:color="000000"/>
-              <w:right w:val="none" w:sz="0" w:space="0" w:color="000000"/>
-            </w:tcBorders>
-            <w:shd w:val="clear" w:color="auto" w:fill="FFFFFF"/>
-            <w:tcMar>
-              <w:top w:w="0" w:type="dxa"/>
-              <w:bottom w:w="0" w:type="dxa"/>
-              <w:left w:w="0" w:type="dxa"/>
-              <w:right w:w="0" w:type="dxa"/>
-            </w:tcMar>
-            <w:vAlign w:val="top"/>
-          </w:tcPr>
-          <w:p>
-            <w:pPr>
-              <w:pStyle w:val="Normal"/>
-              <w:jc w:val="center"/>
-              <w:pBdr>
-                <w:bottom w:val="none" w:sz="0" w:space="0" w:color="000000"/>
-                <w:top w:val="none" w:sz="0" w:space="0" w:color="000000"/>
-                <w:left w:val="none" w:sz="0" w:space="0" w:color="000000"/>
-                <w:right w:val="none" w:sz="0" w:space="0" w:color="000000"/>
-              </w:pBdr>
-              <w:spacing w:after="100" w:before="100" w:line="240"/>
-              <w:ind w:left="100" w:right="100" w:firstLine="0" w:firstLineChars="0"/>
-              <w:rPr>
-                <w:rFonts w:ascii="Helvetica" w:hAnsi="Helvetica" w:eastAsia="Helvetica" w:cs="Helvetica"/>
-                <w:i w:val="false"/>
-                <w:b w:val="false"/>
-                <w:u w:val="none"/>
-                <w:sz w:val="22"/>
-                <w:szCs w:val="22"/>
-                <w:color w:val="000000"/>
-              </w:rPr>
-            </w:pPr>
-            <w:r>
-              <w:rPr>
-                <w:rFonts w:ascii="Helvetica" w:hAnsi="Helvetica" w:eastAsia="Helvetica" w:cs="Helvetica"/>
-                <w:i w:val="false"/>
-                <w:b w:val="false"/>
-                <w:u w:val="none"/>
-                <w:sz w:val="22"/>
-                <w:szCs w:val="22"/>
-                <w:color w:val="000000"/>
-              </w:rPr>
-              <w:t xml:space="preserve">0.557</w:t>
+              <w:t xml:space="preserve">-0.08</w:t>
+            </w:r>
+          </w:p>
+        </w:tc>
+        <w:tc>
+          <w:tcPr>
+            <w:tcBorders>
+              <w:bottom w:val="none" w:sz="0" w:space="0" w:color="000000"/>
+              <w:top w:val="none" w:sz="0" w:space="0" w:color="000000"/>
+              <w:left w:val="none" w:sz="0" w:space="0" w:color="000000"/>
+              <w:right w:val="none" w:sz="0" w:space="0" w:color="000000"/>
+            </w:tcBorders>
+            <w:shd w:val="clear" w:color="auto" w:fill="FFFFFF"/>
+            <w:tcMar>
+              <w:top w:w="0" w:type="dxa"/>
+              <w:bottom w:w="0" w:type="dxa"/>
+              <w:left w:w="0" w:type="dxa"/>
+              <w:right w:w="0" w:type="dxa"/>
+            </w:tcMar>
+            <w:vAlign w:val="top"/>
+          </w:tcPr>
+          <w:p>
+            <w:pPr>
+              <w:pStyle w:val="Normal"/>
+              <w:jc w:val="center"/>
+              <w:pBdr>
+                <w:bottom w:val="none" w:sz="0" w:space="0" w:color="000000"/>
+                <w:top w:val="none" w:sz="0" w:space="0" w:color="000000"/>
+                <w:left w:val="none" w:sz="0" w:space="0" w:color="000000"/>
+                <w:right w:val="none" w:sz="0" w:space="0" w:color="000000"/>
+              </w:pBdr>
+              <w:spacing w:after="100" w:before="100" w:line="240"/>
+              <w:ind w:left="100" w:right="100" w:firstLine="0" w:firstLineChars="0"/>
+              <w:rPr>
+                <w:rFonts w:ascii="Helvetica" w:hAnsi="Helvetica" w:eastAsia="Helvetica" w:cs="Helvetica"/>
+                <w:i w:val="false"/>
+                <w:b w:val="false"/>
+                <w:u w:val="none"/>
+                <w:sz w:val="22"/>
+                <w:szCs w:val="22"/>
+                <w:color w:val="000000"/>
+              </w:rPr>
+            </w:pPr>
+            <w:r>
+              <w:rPr>
+                <w:rFonts w:ascii="Helvetica" w:hAnsi="Helvetica" w:eastAsia="Helvetica" w:cs="Helvetica"/>
+                <w:i w:val="false"/>
+                <w:b w:val="false"/>
+                <w:u w:val="none"/>
+                <w:sz w:val="22"/>
+                <w:szCs w:val="22"/>
+                <w:color w:val="000000"/>
+              </w:rPr>
+              <w:t xml:space="preserve">-0.27, 0.11</w:t>
+            </w:r>
+          </w:p>
+        </w:tc>
+        <w:tc>
+          <w:tcPr>
+            <w:tcBorders>
+              <w:bottom w:val="none" w:sz="0" w:space="0" w:color="000000"/>
+              <w:top w:val="none" w:sz="0" w:space="0" w:color="000000"/>
+              <w:left w:val="none" w:sz="0" w:space="0" w:color="000000"/>
+              <w:right w:val="none" w:sz="0" w:space="0" w:color="000000"/>
+            </w:tcBorders>
+            <w:shd w:val="clear" w:color="auto" w:fill="FFFFFF"/>
+            <w:tcMar>
+              <w:top w:w="0" w:type="dxa"/>
+              <w:bottom w:w="0" w:type="dxa"/>
+              <w:left w:w="0" w:type="dxa"/>
+              <w:right w:w="0" w:type="dxa"/>
+            </w:tcMar>
+            <w:vAlign w:val="top"/>
+          </w:tcPr>
+          <w:p>
+            <w:pPr>
+              <w:pStyle w:val="Normal"/>
+              <w:jc w:val="center"/>
+              <w:pBdr>
+                <w:bottom w:val="none" w:sz="0" w:space="0" w:color="000000"/>
+                <w:top w:val="none" w:sz="0" w:space="0" w:color="000000"/>
+                <w:left w:val="none" w:sz="0" w:space="0" w:color="000000"/>
+                <w:right w:val="none" w:sz="0" w:space="0" w:color="000000"/>
+              </w:pBdr>
+              <w:spacing w:after="100" w:before="100" w:line="240"/>
+              <w:ind w:left="100" w:right="100" w:firstLine="0" w:firstLineChars="0"/>
+              <w:rPr>
+                <w:rFonts w:ascii="Helvetica" w:hAnsi="Helvetica" w:eastAsia="Helvetica" w:cs="Helvetica"/>
+                <w:i w:val="false"/>
+                <w:b w:val="false"/>
+                <w:u w:val="none"/>
+                <w:sz w:val="22"/>
+                <w:szCs w:val="22"/>
+                <w:color w:val="000000"/>
+              </w:rPr>
+            </w:pPr>
+            <w:r>
+              <w:rPr>
+                <w:rFonts w:ascii="Helvetica" w:hAnsi="Helvetica" w:eastAsia="Helvetica" w:cs="Helvetica"/>
+                <w:i w:val="false"/>
+                <w:b w:val="false"/>
+                <w:u w:val="none"/>
+                <w:sz w:val="22"/>
+                <w:szCs w:val="22"/>
+                <w:color w:val="000000"/>
+              </w:rPr>
+              <w:t xml:space="preserve">0.401</w:t>
             </w:r>
           </w:p>
         </w:tc>
@@ -3975,113 +3975,113 @@
                 <w:szCs w:val="22"/>
                 <w:color w:val="000000"/>
               </w:rPr>
-              <w:t xml:space="preserve">-3.0</w:t>
-            </w:r>
-          </w:p>
-        </w:tc>
-        <w:tc>
-          <w:tcPr>
-            <w:tcBorders>
-              <w:bottom w:val="none" w:sz="0" w:space="0" w:color="000000"/>
-              <w:top w:val="none" w:sz="0" w:space="0" w:color="000000"/>
-              <w:left w:val="none" w:sz="0" w:space="0" w:color="000000"/>
-              <w:right w:val="none" w:sz="0" w:space="0" w:color="000000"/>
-            </w:tcBorders>
-            <w:shd w:val="clear" w:color="auto" w:fill="FFFFFF"/>
-            <w:tcMar>
-              <w:top w:w="0" w:type="dxa"/>
-              <w:bottom w:w="0" w:type="dxa"/>
-              <w:left w:w="0" w:type="dxa"/>
-              <w:right w:w="0" w:type="dxa"/>
-            </w:tcMar>
-            <w:vAlign w:val="top"/>
-          </w:tcPr>
-          <w:p>
-            <w:pPr>
-              <w:pStyle w:val="Normal"/>
-              <w:jc w:val="center"/>
-              <w:pBdr>
-                <w:bottom w:val="none" w:sz="0" w:space="0" w:color="000000"/>
-                <w:top w:val="none" w:sz="0" w:space="0" w:color="000000"/>
-                <w:left w:val="none" w:sz="0" w:space="0" w:color="000000"/>
-                <w:right w:val="none" w:sz="0" w:space="0" w:color="000000"/>
-              </w:pBdr>
-              <w:spacing w:after="100" w:before="100" w:line="240"/>
-              <w:ind w:left="100" w:right="100" w:firstLine="0" w:firstLineChars="0"/>
-              <w:rPr>
-                <w:rFonts w:ascii="Helvetica" w:hAnsi="Helvetica" w:eastAsia="Helvetica" w:cs="Helvetica"/>
-                <w:i w:val="false"/>
-                <w:b w:val="false"/>
-                <w:u w:val="none"/>
-                <w:sz w:val="22"/>
-                <w:szCs w:val="22"/>
-                <w:color w:val="000000"/>
-              </w:rPr>
-            </w:pPr>
-            <w:r>
-              <w:rPr>
-                <w:rFonts w:ascii="Helvetica" w:hAnsi="Helvetica" w:eastAsia="Helvetica" w:cs="Helvetica"/>
-                <w:i w:val="false"/>
-                <w:b w:val="false"/>
-                <w:u w:val="none"/>
-                <w:sz w:val="22"/>
-                <w:szCs w:val="22"/>
-                <w:color w:val="000000"/>
-              </w:rPr>
-              <w:t xml:space="preserve">-9.0, 3.0</w:t>
-            </w:r>
-          </w:p>
-        </w:tc>
-        <w:tc>
-          <w:tcPr>
-            <w:tcBorders>
-              <w:bottom w:val="none" w:sz="0" w:space="0" w:color="000000"/>
-              <w:top w:val="none" w:sz="0" w:space="0" w:color="000000"/>
-              <w:left w:val="none" w:sz="0" w:space="0" w:color="000000"/>
-              <w:right w:val="none" w:sz="0" w:space="0" w:color="000000"/>
-            </w:tcBorders>
-            <w:shd w:val="clear" w:color="auto" w:fill="FFFFFF"/>
-            <w:tcMar>
-              <w:top w:w="0" w:type="dxa"/>
-              <w:bottom w:w="0" w:type="dxa"/>
-              <w:left w:w="0" w:type="dxa"/>
-              <w:right w:w="0" w:type="dxa"/>
-            </w:tcMar>
-            <w:vAlign w:val="top"/>
-          </w:tcPr>
-          <w:p>
-            <w:pPr>
-              <w:pStyle w:val="Normal"/>
-              <w:jc w:val="center"/>
-              <w:pBdr>
-                <w:bottom w:val="none" w:sz="0" w:space="0" w:color="000000"/>
-                <w:top w:val="none" w:sz="0" w:space="0" w:color="000000"/>
-                <w:left w:val="none" w:sz="0" w:space="0" w:color="000000"/>
-                <w:right w:val="none" w:sz="0" w:space="0" w:color="000000"/>
-              </w:pBdr>
-              <w:spacing w:after="100" w:before="100" w:line="240"/>
-              <w:ind w:left="100" w:right="100" w:firstLine="0" w:firstLineChars="0"/>
-              <w:rPr>
-                <w:rFonts w:ascii="Helvetica" w:hAnsi="Helvetica" w:eastAsia="Helvetica" w:cs="Helvetica"/>
-                <w:i w:val="false"/>
-                <w:b w:val="false"/>
-                <w:u w:val="none"/>
-                <w:sz w:val="22"/>
-                <w:szCs w:val="22"/>
-                <w:color w:val="000000"/>
-              </w:rPr>
-            </w:pPr>
-            <w:r>
-              <w:rPr>
-                <w:rFonts w:ascii="Helvetica" w:hAnsi="Helvetica" w:eastAsia="Helvetica" w:cs="Helvetica"/>
-                <w:i w:val="false"/>
-                <w:b w:val="false"/>
-                <w:u w:val="none"/>
-                <w:sz w:val="22"/>
-                <w:szCs w:val="22"/>
-                <w:color w:val="000000"/>
-              </w:rPr>
-              <w:t xml:space="preserve">0.323</w:t>
+              <w:t xml:space="preserve">-2.6</w:t>
+            </w:r>
+          </w:p>
+        </w:tc>
+        <w:tc>
+          <w:tcPr>
+            <w:tcBorders>
+              <w:bottom w:val="none" w:sz="0" w:space="0" w:color="000000"/>
+              <w:top w:val="none" w:sz="0" w:space="0" w:color="000000"/>
+              <w:left w:val="none" w:sz="0" w:space="0" w:color="000000"/>
+              <w:right w:val="none" w:sz="0" w:space="0" w:color="000000"/>
+            </w:tcBorders>
+            <w:shd w:val="clear" w:color="auto" w:fill="FFFFFF"/>
+            <w:tcMar>
+              <w:top w:w="0" w:type="dxa"/>
+              <w:bottom w:w="0" w:type="dxa"/>
+              <w:left w:w="0" w:type="dxa"/>
+              <w:right w:w="0" w:type="dxa"/>
+            </w:tcMar>
+            <w:vAlign w:val="top"/>
+          </w:tcPr>
+          <w:p>
+            <w:pPr>
+              <w:pStyle w:val="Normal"/>
+              <w:jc w:val="center"/>
+              <w:pBdr>
+                <w:bottom w:val="none" w:sz="0" w:space="0" w:color="000000"/>
+                <w:top w:val="none" w:sz="0" w:space="0" w:color="000000"/>
+                <w:left w:val="none" w:sz="0" w:space="0" w:color="000000"/>
+                <w:right w:val="none" w:sz="0" w:space="0" w:color="000000"/>
+              </w:pBdr>
+              <w:spacing w:after="100" w:before="100" w:line="240"/>
+              <w:ind w:left="100" w:right="100" w:firstLine="0" w:firstLineChars="0"/>
+              <w:rPr>
+                <w:rFonts w:ascii="Helvetica" w:hAnsi="Helvetica" w:eastAsia="Helvetica" w:cs="Helvetica"/>
+                <w:i w:val="false"/>
+                <w:b w:val="false"/>
+                <w:u w:val="none"/>
+                <w:sz w:val="22"/>
+                <w:szCs w:val="22"/>
+                <w:color w:val="000000"/>
+              </w:rPr>
+            </w:pPr>
+            <w:r>
+              <w:rPr>
+                <w:rFonts w:ascii="Helvetica" w:hAnsi="Helvetica" w:eastAsia="Helvetica" w:cs="Helvetica"/>
+                <w:i w:val="false"/>
+                <w:b w:val="false"/>
+                <w:u w:val="none"/>
+                <w:sz w:val="22"/>
+                <w:szCs w:val="22"/>
+                <w:color w:val="000000"/>
+              </w:rPr>
+              <w:t xml:space="preserve">-8.5, 3.4</w:t>
+            </w:r>
+          </w:p>
+        </w:tc>
+        <w:tc>
+          <w:tcPr>
+            <w:tcBorders>
+              <w:bottom w:val="none" w:sz="0" w:space="0" w:color="000000"/>
+              <w:top w:val="none" w:sz="0" w:space="0" w:color="000000"/>
+              <w:left w:val="none" w:sz="0" w:space="0" w:color="000000"/>
+              <w:right w:val="none" w:sz="0" w:space="0" w:color="000000"/>
+            </w:tcBorders>
+            <w:shd w:val="clear" w:color="auto" w:fill="FFFFFF"/>
+            <w:tcMar>
+              <w:top w:w="0" w:type="dxa"/>
+              <w:bottom w:w="0" w:type="dxa"/>
+              <w:left w:w="0" w:type="dxa"/>
+              <w:right w:w="0" w:type="dxa"/>
+            </w:tcMar>
+            <w:vAlign w:val="top"/>
+          </w:tcPr>
+          <w:p>
+            <w:pPr>
+              <w:pStyle w:val="Normal"/>
+              <w:jc w:val="center"/>
+              <w:pBdr>
+                <w:bottom w:val="none" w:sz="0" w:space="0" w:color="000000"/>
+                <w:top w:val="none" w:sz="0" w:space="0" w:color="000000"/>
+                <w:left w:val="none" w:sz="0" w:space="0" w:color="000000"/>
+                <w:right w:val="none" w:sz="0" w:space="0" w:color="000000"/>
+              </w:pBdr>
+              <w:spacing w:after="100" w:before="100" w:line="240"/>
+              <w:ind w:left="100" w:right="100" w:firstLine="0" w:firstLineChars="0"/>
+              <w:rPr>
+                <w:rFonts w:ascii="Helvetica" w:hAnsi="Helvetica" w:eastAsia="Helvetica" w:cs="Helvetica"/>
+                <w:i w:val="false"/>
+                <w:b w:val="false"/>
+                <w:u w:val="none"/>
+                <w:sz w:val="22"/>
+                <w:szCs w:val="22"/>
+                <w:color w:val="000000"/>
+              </w:rPr>
+            </w:pPr>
+            <w:r>
+              <w:rPr>
+                <w:rFonts w:ascii="Helvetica" w:hAnsi="Helvetica" w:eastAsia="Helvetica" w:cs="Helvetica"/>
+                <w:i w:val="false"/>
+                <w:b w:val="false"/>
+                <w:u w:val="none"/>
+                <w:sz w:val="22"/>
+                <w:szCs w:val="22"/>
+                <w:color w:val="000000"/>
+              </w:rPr>
+              <w:t xml:space="preserve">0.392</w:t>
             </w:r>
           </w:p>
         </w:tc>
@@ -4458,113 +4458,113 @@
                 <w:szCs w:val="22"/>
                 <w:color w:val="000000"/>
               </w:rPr>
-              <w:t xml:space="preserve">0.12</w:t>
-            </w:r>
-          </w:p>
-        </w:tc>
-        <w:tc>
-          <w:tcPr>
-            <w:tcBorders>
-              <w:bottom w:val="none" w:sz="0" w:space="0" w:color="000000"/>
-              <w:top w:val="none" w:sz="0" w:space="0" w:color="000000"/>
-              <w:left w:val="none" w:sz="0" w:space="0" w:color="000000"/>
-              <w:right w:val="none" w:sz="0" w:space="0" w:color="000000"/>
-            </w:tcBorders>
-            <w:shd w:val="clear" w:color="auto" w:fill="FFFFFF"/>
-            <w:tcMar>
-              <w:top w:w="0" w:type="dxa"/>
-              <w:bottom w:w="0" w:type="dxa"/>
-              <w:left w:w="0" w:type="dxa"/>
-              <w:right w:w="0" w:type="dxa"/>
-            </w:tcMar>
-            <w:vAlign w:val="top"/>
-          </w:tcPr>
-          <w:p>
-            <w:pPr>
-              <w:pStyle w:val="Normal"/>
-              <w:jc w:val="center"/>
-              <w:pBdr>
-                <w:bottom w:val="none" w:sz="0" w:space="0" w:color="000000"/>
-                <w:top w:val="none" w:sz="0" w:space="0" w:color="000000"/>
-                <w:left w:val="none" w:sz="0" w:space="0" w:color="000000"/>
-                <w:right w:val="none" w:sz="0" w:space="0" w:color="000000"/>
-              </w:pBdr>
-              <w:spacing w:after="100" w:before="100" w:line="240"/>
-              <w:ind w:left="100" w:right="100" w:firstLine="0" w:firstLineChars="0"/>
-              <w:rPr>
-                <w:rFonts w:ascii="Helvetica" w:hAnsi="Helvetica" w:eastAsia="Helvetica" w:cs="Helvetica"/>
-                <w:i w:val="false"/>
-                <w:b w:val="false"/>
-                <w:u w:val="none"/>
-                <w:sz w:val="22"/>
-                <w:szCs w:val="22"/>
-                <w:color w:val="000000"/>
-              </w:rPr>
-            </w:pPr>
-            <w:r>
-              <w:rPr>
-                <w:rFonts w:ascii="Helvetica" w:hAnsi="Helvetica" w:eastAsia="Helvetica" w:cs="Helvetica"/>
-                <w:i w:val="false"/>
-                <w:b w:val="false"/>
-                <w:u w:val="none"/>
-                <w:sz w:val="22"/>
-                <w:szCs w:val="22"/>
-                <w:color w:val="000000"/>
-              </w:rPr>
-              <w:t xml:space="preserve">-0.61, 0.85</w:t>
-            </w:r>
-          </w:p>
-        </w:tc>
-        <w:tc>
-          <w:tcPr>
-            <w:tcBorders>
-              <w:bottom w:val="none" w:sz="0" w:space="0" w:color="000000"/>
-              <w:top w:val="none" w:sz="0" w:space="0" w:color="000000"/>
-              <w:left w:val="none" w:sz="0" w:space="0" w:color="000000"/>
-              <w:right w:val="none" w:sz="0" w:space="0" w:color="000000"/>
-            </w:tcBorders>
-            <w:shd w:val="clear" w:color="auto" w:fill="FFFFFF"/>
-            <w:tcMar>
-              <w:top w:w="0" w:type="dxa"/>
-              <w:bottom w:w="0" w:type="dxa"/>
-              <w:left w:w="0" w:type="dxa"/>
-              <w:right w:w="0" w:type="dxa"/>
-            </w:tcMar>
-            <w:vAlign w:val="top"/>
-          </w:tcPr>
-          <w:p>
-            <w:pPr>
-              <w:pStyle w:val="Normal"/>
-              <w:jc w:val="center"/>
-              <w:pBdr>
-                <w:bottom w:val="none" w:sz="0" w:space="0" w:color="000000"/>
-                <w:top w:val="none" w:sz="0" w:space="0" w:color="000000"/>
-                <w:left w:val="none" w:sz="0" w:space="0" w:color="000000"/>
-                <w:right w:val="none" w:sz="0" w:space="0" w:color="000000"/>
-              </w:pBdr>
-              <w:spacing w:after="100" w:before="100" w:line="240"/>
-              <w:ind w:left="100" w:right="100" w:firstLine="0" w:firstLineChars="0"/>
-              <w:rPr>
-                <w:rFonts w:ascii="Helvetica" w:hAnsi="Helvetica" w:eastAsia="Helvetica" w:cs="Helvetica"/>
-                <w:i w:val="false"/>
-                <w:b w:val="false"/>
-                <w:u w:val="none"/>
-                <w:sz w:val="22"/>
-                <w:szCs w:val="22"/>
-                <w:color w:val="000000"/>
-              </w:rPr>
-            </w:pPr>
-            <w:r>
-              <w:rPr>
-                <w:rFonts w:ascii="Helvetica" w:hAnsi="Helvetica" w:eastAsia="Helvetica" w:cs="Helvetica"/>
-                <w:i w:val="false"/>
-                <w:b w:val="false"/>
-                <w:u w:val="none"/>
-                <w:sz w:val="22"/>
-                <w:szCs w:val="22"/>
-                <w:color w:val="000000"/>
-              </w:rPr>
-              <w:t xml:space="preserve">0.746</w:t>
+              <w:t xml:space="preserve">0.16</w:t>
+            </w:r>
+          </w:p>
+        </w:tc>
+        <w:tc>
+          <w:tcPr>
+            <w:tcBorders>
+              <w:bottom w:val="none" w:sz="0" w:space="0" w:color="000000"/>
+              <w:top w:val="none" w:sz="0" w:space="0" w:color="000000"/>
+              <w:left w:val="none" w:sz="0" w:space="0" w:color="000000"/>
+              <w:right w:val="none" w:sz="0" w:space="0" w:color="000000"/>
+            </w:tcBorders>
+            <w:shd w:val="clear" w:color="auto" w:fill="FFFFFF"/>
+            <w:tcMar>
+              <w:top w:w="0" w:type="dxa"/>
+              <w:bottom w:w="0" w:type="dxa"/>
+              <w:left w:w="0" w:type="dxa"/>
+              <w:right w:w="0" w:type="dxa"/>
+            </w:tcMar>
+            <w:vAlign w:val="top"/>
+          </w:tcPr>
+          <w:p>
+            <w:pPr>
+              <w:pStyle w:val="Normal"/>
+              <w:jc w:val="center"/>
+              <w:pBdr>
+                <w:bottom w:val="none" w:sz="0" w:space="0" w:color="000000"/>
+                <w:top w:val="none" w:sz="0" w:space="0" w:color="000000"/>
+                <w:left w:val="none" w:sz="0" w:space="0" w:color="000000"/>
+                <w:right w:val="none" w:sz="0" w:space="0" w:color="000000"/>
+              </w:pBdr>
+              <w:spacing w:after="100" w:before="100" w:line="240"/>
+              <w:ind w:left="100" w:right="100" w:firstLine="0" w:firstLineChars="0"/>
+              <w:rPr>
+                <w:rFonts w:ascii="Helvetica" w:hAnsi="Helvetica" w:eastAsia="Helvetica" w:cs="Helvetica"/>
+                <w:i w:val="false"/>
+                <w:b w:val="false"/>
+                <w:u w:val="none"/>
+                <w:sz w:val="22"/>
+                <w:szCs w:val="22"/>
+                <w:color w:val="000000"/>
+              </w:rPr>
+            </w:pPr>
+            <w:r>
+              <w:rPr>
+                <w:rFonts w:ascii="Helvetica" w:hAnsi="Helvetica" w:eastAsia="Helvetica" w:cs="Helvetica"/>
+                <w:i w:val="false"/>
+                <w:b w:val="false"/>
+                <w:u w:val="none"/>
+                <w:sz w:val="22"/>
+                <w:szCs w:val="22"/>
+                <w:color w:val="000000"/>
+              </w:rPr>
+              <w:t xml:space="preserve">-0.56, 0.87</w:t>
+            </w:r>
+          </w:p>
+        </w:tc>
+        <w:tc>
+          <w:tcPr>
+            <w:tcBorders>
+              <w:bottom w:val="none" w:sz="0" w:space="0" w:color="000000"/>
+              <w:top w:val="none" w:sz="0" w:space="0" w:color="000000"/>
+              <w:left w:val="none" w:sz="0" w:space="0" w:color="000000"/>
+              <w:right w:val="none" w:sz="0" w:space="0" w:color="000000"/>
+            </w:tcBorders>
+            <w:shd w:val="clear" w:color="auto" w:fill="FFFFFF"/>
+            <w:tcMar>
+              <w:top w:w="0" w:type="dxa"/>
+              <w:bottom w:w="0" w:type="dxa"/>
+              <w:left w:w="0" w:type="dxa"/>
+              <w:right w:w="0" w:type="dxa"/>
+            </w:tcMar>
+            <w:vAlign w:val="top"/>
+          </w:tcPr>
+          <w:p>
+            <w:pPr>
+              <w:pStyle w:val="Normal"/>
+              <w:jc w:val="center"/>
+              <w:pBdr>
+                <w:bottom w:val="none" w:sz="0" w:space="0" w:color="000000"/>
+                <w:top w:val="none" w:sz="0" w:space="0" w:color="000000"/>
+                <w:left w:val="none" w:sz="0" w:space="0" w:color="000000"/>
+                <w:right w:val="none" w:sz="0" w:space="0" w:color="000000"/>
+              </w:pBdr>
+              <w:spacing w:after="100" w:before="100" w:line="240"/>
+              <w:ind w:left="100" w:right="100" w:firstLine="0" w:firstLineChars="0"/>
+              <w:rPr>
+                <w:rFonts w:ascii="Helvetica" w:hAnsi="Helvetica" w:eastAsia="Helvetica" w:cs="Helvetica"/>
+                <w:i w:val="false"/>
+                <w:b w:val="false"/>
+                <w:u w:val="none"/>
+                <w:sz w:val="22"/>
+                <w:szCs w:val="22"/>
+                <w:color w:val="000000"/>
+              </w:rPr>
+            </w:pPr>
+            <w:r>
+              <w:rPr>
+                <w:rFonts w:ascii="Helvetica" w:hAnsi="Helvetica" w:eastAsia="Helvetica" w:cs="Helvetica"/>
+                <w:i w:val="false"/>
+                <w:b w:val="false"/>
+                <w:u w:val="none"/>
+                <w:sz w:val="22"/>
+                <w:szCs w:val="22"/>
+                <w:color w:val="000000"/>
+              </w:rPr>
+              <w:t xml:space="preserve">0.662</w:t>
             </w:r>
           </w:p>
         </w:tc>
@@ -5960,60 +5960,60 @@
                 <w:szCs w:val="22"/>
                 <w:color w:val="000000"/>
               </w:rPr>
-              <w:t xml:space="preserve">-5.9, 2.7</w:t>
-            </w:r>
-          </w:p>
-        </w:tc>
-        <w:tc>
-          <w:tcPr>
-            <w:tcBorders>
-              <w:bottom w:val="none" w:sz="0" w:space="0" w:color="000000"/>
-              <w:top w:val="none" w:sz="0" w:space="0" w:color="000000"/>
-              <w:left w:val="none" w:sz="0" w:space="0" w:color="000000"/>
-              <w:right w:val="none" w:sz="0" w:space="0" w:color="000000"/>
-            </w:tcBorders>
-            <w:shd w:val="clear" w:color="auto" w:fill="FFFFFF"/>
-            <w:tcMar>
-              <w:top w:w="0" w:type="dxa"/>
-              <w:bottom w:w="0" w:type="dxa"/>
-              <w:left w:w="0" w:type="dxa"/>
-              <w:right w:w="0" w:type="dxa"/>
-            </w:tcMar>
-            <w:vAlign w:val="top"/>
-          </w:tcPr>
-          <w:p>
-            <w:pPr>
-              <w:pStyle w:val="Normal"/>
-              <w:jc w:val="center"/>
-              <w:pBdr>
-                <w:bottom w:val="none" w:sz="0" w:space="0" w:color="000000"/>
-                <w:top w:val="none" w:sz="0" w:space="0" w:color="000000"/>
-                <w:left w:val="none" w:sz="0" w:space="0" w:color="000000"/>
-                <w:right w:val="none" w:sz="0" w:space="0" w:color="000000"/>
-              </w:pBdr>
-              <w:spacing w:after="100" w:before="100" w:line="240"/>
-              <w:ind w:left="100" w:right="100" w:firstLine="0" w:firstLineChars="0"/>
-              <w:rPr>
-                <w:rFonts w:ascii="Helvetica" w:hAnsi="Helvetica" w:eastAsia="Helvetica" w:cs="Helvetica"/>
-                <w:i w:val="false"/>
-                <w:b w:val="false"/>
-                <w:u w:val="none"/>
-                <w:sz w:val="22"/>
-                <w:szCs w:val="22"/>
-                <w:color w:val="000000"/>
-              </w:rPr>
-            </w:pPr>
-            <w:r>
-              <w:rPr>
-                <w:rFonts w:ascii="Helvetica" w:hAnsi="Helvetica" w:eastAsia="Helvetica" w:cs="Helvetica"/>
-                <w:i w:val="false"/>
-                <w:b w:val="false"/>
-                <w:u w:val="none"/>
-                <w:sz w:val="22"/>
-                <w:szCs w:val="22"/>
-                <w:color w:val="000000"/>
-              </w:rPr>
-              <w:t xml:space="preserve">0.457</w:t>
+              <w:t xml:space="preserve">-5.9, 2.6</w:t>
+            </w:r>
+          </w:p>
+        </w:tc>
+        <w:tc>
+          <w:tcPr>
+            <w:tcBorders>
+              <w:bottom w:val="none" w:sz="0" w:space="0" w:color="000000"/>
+              <w:top w:val="none" w:sz="0" w:space="0" w:color="000000"/>
+              <w:left w:val="none" w:sz="0" w:space="0" w:color="000000"/>
+              <w:right w:val="none" w:sz="0" w:space="0" w:color="000000"/>
+            </w:tcBorders>
+            <w:shd w:val="clear" w:color="auto" w:fill="FFFFFF"/>
+            <w:tcMar>
+              <w:top w:w="0" w:type="dxa"/>
+              <w:bottom w:w="0" w:type="dxa"/>
+              <w:left w:w="0" w:type="dxa"/>
+              <w:right w:w="0" w:type="dxa"/>
+            </w:tcMar>
+            <w:vAlign w:val="top"/>
+          </w:tcPr>
+          <w:p>
+            <w:pPr>
+              <w:pStyle w:val="Normal"/>
+              <w:jc w:val="center"/>
+              <w:pBdr>
+                <w:bottom w:val="none" w:sz="0" w:space="0" w:color="000000"/>
+                <w:top w:val="none" w:sz="0" w:space="0" w:color="000000"/>
+                <w:left w:val="none" w:sz="0" w:space="0" w:color="000000"/>
+                <w:right w:val="none" w:sz="0" w:space="0" w:color="000000"/>
+              </w:pBdr>
+              <w:spacing w:after="100" w:before="100" w:line="240"/>
+              <w:ind w:left="100" w:right="100" w:firstLine="0" w:firstLineChars="0"/>
+              <w:rPr>
+                <w:rFonts w:ascii="Helvetica" w:hAnsi="Helvetica" w:eastAsia="Helvetica" w:cs="Helvetica"/>
+                <w:i w:val="false"/>
+                <w:b w:val="false"/>
+                <w:u w:val="none"/>
+                <w:sz w:val="22"/>
+                <w:szCs w:val="22"/>
+                <w:color w:val="000000"/>
+              </w:rPr>
+            </w:pPr>
+            <w:r>
+              <w:rPr>
+                <w:rFonts w:ascii="Helvetica" w:hAnsi="Helvetica" w:eastAsia="Helvetica" w:cs="Helvetica"/>
+                <w:i w:val="false"/>
+                <w:b w:val="false"/>
+                <w:u w:val="none"/>
+                <w:sz w:val="22"/>
+                <w:szCs w:val="22"/>
+                <w:color w:val="000000"/>
+              </w:rPr>
+              <w:t xml:space="preserve">0.451</w:t>
             </w:r>
           </w:p>
         </w:tc>
@@ -7356,113 +7356,113 @@
                 <w:szCs w:val="22"/>
                 <w:color w:val="000000"/>
               </w:rPr>
-              <w:t xml:space="preserve">0.48</w:t>
-            </w:r>
-          </w:p>
-        </w:tc>
-        <w:tc>
-          <w:tcPr>
-            <w:tcBorders>
-              <w:bottom w:val="none" w:sz="0" w:space="0" w:color="000000"/>
-              <w:top w:val="none" w:sz="0" w:space="0" w:color="000000"/>
-              <w:left w:val="none" w:sz="0" w:space="0" w:color="000000"/>
-              <w:right w:val="none" w:sz="0" w:space="0" w:color="000000"/>
-            </w:tcBorders>
-            <w:shd w:val="clear" w:color="auto" w:fill="FFFFFF"/>
-            <w:tcMar>
-              <w:top w:w="0" w:type="dxa"/>
-              <w:bottom w:w="0" w:type="dxa"/>
-              <w:left w:w="0" w:type="dxa"/>
-              <w:right w:w="0" w:type="dxa"/>
-            </w:tcMar>
-            <w:vAlign w:val="top"/>
-          </w:tcPr>
-          <w:p>
-            <w:pPr>
-              <w:pStyle w:val="Normal"/>
-              <w:jc w:val="center"/>
-              <w:pBdr>
-                <w:bottom w:val="none" w:sz="0" w:space="0" w:color="000000"/>
-                <w:top w:val="none" w:sz="0" w:space="0" w:color="000000"/>
-                <w:left w:val="none" w:sz="0" w:space="0" w:color="000000"/>
-                <w:right w:val="none" w:sz="0" w:space="0" w:color="000000"/>
-              </w:pBdr>
-              <w:spacing w:after="100" w:before="100" w:line="240"/>
-              <w:ind w:left="100" w:right="100" w:firstLine="0" w:firstLineChars="0"/>
-              <w:rPr>
-                <w:rFonts w:ascii="Helvetica" w:hAnsi="Helvetica" w:eastAsia="Helvetica" w:cs="Helvetica"/>
-                <w:i w:val="false"/>
-                <w:b w:val="false"/>
-                <w:u w:val="none"/>
-                <w:sz w:val="22"/>
-                <w:szCs w:val="22"/>
-                <w:color w:val="000000"/>
-              </w:rPr>
-            </w:pPr>
-            <w:r>
-              <w:rPr>
-                <w:rFonts w:ascii="Helvetica" w:hAnsi="Helvetica" w:eastAsia="Helvetica" w:cs="Helvetica"/>
-                <w:i w:val="false"/>
-                <w:b w:val="false"/>
-                <w:u w:val="none"/>
-                <w:sz w:val="22"/>
-                <w:szCs w:val="22"/>
-                <w:color w:val="000000"/>
-              </w:rPr>
-              <w:t xml:space="preserve">-9.4, 10</w:t>
-            </w:r>
-          </w:p>
-        </w:tc>
-        <w:tc>
-          <w:tcPr>
-            <w:tcBorders>
-              <w:bottom w:val="none" w:sz="0" w:space="0" w:color="000000"/>
-              <w:top w:val="none" w:sz="0" w:space="0" w:color="000000"/>
-              <w:left w:val="none" w:sz="0" w:space="0" w:color="000000"/>
-              <w:right w:val="none" w:sz="0" w:space="0" w:color="000000"/>
-            </w:tcBorders>
-            <w:shd w:val="clear" w:color="auto" w:fill="FFFFFF"/>
-            <w:tcMar>
-              <w:top w:w="0" w:type="dxa"/>
-              <w:bottom w:w="0" w:type="dxa"/>
-              <w:left w:w="0" w:type="dxa"/>
-              <w:right w:w="0" w:type="dxa"/>
-            </w:tcMar>
-            <w:vAlign w:val="top"/>
-          </w:tcPr>
-          <w:p>
-            <w:pPr>
-              <w:pStyle w:val="Normal"/>
-              <w:jc w:val="center"/>
-              <w:pBdr>
-                <w:bottom w:val="none" w:sz="0" w:space="0" w:color="000000"/>
-                <w:top w:val="none" w:sz="0" w:space="0" w:color="000000"/>
-                <w:left w:val="none" w:sz="0" w:space="0" w:color="000000"/>
-                <w:right w:val="none" w:sz="0" w:space="0" w:color="000000"/>
-              </w:pBdr>
-              <w:spacing w:after="100" w:before="100" w:line="240"/>
-              <w:ind w:left="100" w:right="100" w:firstLine="0" w:firstLineChars="0"/>
-              <w:rPr>
-                <w:rFonts w:ascii="Helvetica" w:hAnsi="Helvetica" w:eastAsia="Helvetica" w:cs="Helvetica"/>
-                <w:i w:val="false"/>
-                <w:b w:val="false"/>
-                <w:u w:val="none"/>
-                <w:sz w:val="22"/>
-                <w:szCs w:val="22"/>
-                <w:color w:val="000000"/>
-              </w:rPr>
-            </w:pPr>
-            <w:r>
-              <w:rPr>
-                <w:rFonts w:ascii="Helvetica" w:hAnsi="Helvetica" w:eastAsia="Helvetica" w:cs="Helvetica"/>
-                <w:i w:val="false"/>
-                <w:b w:val="false"/>
-                <w:u w:val="none"/>
-                <w:sz w:val="22"/>
-                <w:szCs w:val="22"/>
-                <w:color w:val="000000"/>
-              </w:rPr>
-              <w:t xml:space="preserve">0.923</w:t>
+              <w:t xml:space="preserve">1.3</w:t>
+            </w:r>
+          </w:p>
+        </w:tc>
+        <w:tc>
+          <w:tcPr>
+            <w:tcBorders>
+              <w:bottom w:val="none" w:sz="0" w:space="0" w:color="000000"/>
+              <w:top w:val="none" w:sz="0" w:space="0" w:color="000000"/>
+              <w:left w:val="none" w:sz="0" w:space="0" w:color="000000"/>
+              <w:right w:val="none" w:sz="0" w:space="0" w:color="000000"/>
+            </w:tcBorders>
+            <w:shd w:val="clear" w:color="auto" w:fill="FFFFFF"/>
+            <w:tcMar>
+              <w:top w:w="0" w:type="dxa"/>
+              <w:bottom w:w="0" w:type="dxa"/>
+              <w:left w:w="0" w:type="dxa"/>
+              <w:right w:w="0" w:type="dxa"/>
+            </w:tcMar>
+            <w:vAlign w:val="top"/>
+          </w:tcPr>
+          <w:p>
+            <w:pPr>
+              <w:pStyle w:val="Normal"/>
+              <w:jc w:val="center"/>
+              <w:pBdr>
+                <w:bottom w:val="none" w:sz="0" w:space="0" w:color="000000"/>
+                <w:top w:val="none" w:sz="0" w:space="0" w:color="000000"/>
+                <w:left w:val="none" w:sz="0" w:space="0" w:color="000000"/>
+                <w:right w:val="none" w:sz="0" w:space="0" w:color="000000"/>
+              </w:pBdr>
+              <w:spacing w:after="100" w:before="100" w:line="240"/>
+              <w:ind w:left="100" w:right="100" w:firstLine="0" w:firstLineChars="0"/>
+              <w:rPr>
+                <w:rFonts w:ascii="Helvetica" w:hAnsi="Helvetica" w:eastAsia="Helvetica" w:cs="Helvetica"/>
+                <w:i w:val="false"/>
+                <w:b w:val="false"/>
+                <w:u w:val="none"/>
+                <w:sz w:val="22"/>
+                <w:szCs w:val="22"/>
+                <w:color w:val="000000"/>
+              </w:rPr>
+            </w:pPr>
+            <w:r>
+              <w:rPr>
+                <w:rFonts w:ascii="Helvetica" w:hAnsi="Helvetica" w:eastAsia="Helvetica" w:cs="Helvetica"/>
+                <w:i w:val="false"/>
+                <w:b w:val="false"/>
+                <w:u w:val="none"/>
+                <w:sz w:val="22"/>
+                <w:szCs w:val="22"/>
+                <w:color w:val="000000"/>
+              </w:rPr>
+              <w:t xml:space="preserve">-8.5, 11</w:t>
+            </w:r>
+          </w:p>
+        </w:tc>
+        <w:tc>
+          <w:tcPr>
+            <w:tcBorders>
+              <w:bottom w:val="none" w:sz="0" w:space="0" w:color="000000"/>
+              <w:top w:val="none" w:sz="0" w:space="0" w:color="000000"/>
+              <w:left w:val="none" w:sz="0" w:space="0" w:color="000000"/>
+              <w:right w:val="none" w:sz="0" w:space="0" w:color="000000"/>
+            </w:tcBorders>
+            <w:shd w:val="clear" w:color="auto" w:fill="FFFFFF"/>
+            <w:tcMar>
+              <w:top w:w="0" w:type="dxa"/>
+              <w:bottom w:w="0" w:type="dxa"/>
+              <w:left w:w="0" w:type="dxa"/>
+              <w:right w:w="0" w:type="dxa"/>
+            </w:tcMar>
+            <w:vAlign w:val="top"/>
+          </w:tcPr>
+          <w:p>
+            <w:pPr>
+              <w:pStyle w:val="Normal"/>
+              <w:jc w:val="center"/>
+              <w:pBdr>
+                <w:bottom w:val="none" w:sz="0" w:space="0" w:color="000000"/>
+                <w:top w:val="none" w:sz="0" w:space="0" w:color="000000"/>
+                <w:left w:val="none" w:sz="0" w:space="0" w:color="000000"/>
+                <w:right w:val="none" w:sz="0" w:space="0" w:color="000000"/>
+              </w:pBdr>
+              <w:spacing w:after="100" w:before="100" w:line="240"/>
+              <w:ind w:left="100" w:right="100" w:firstLine="0" w:firstLineChars="0"/>
+              <w:rPr>
+                <w:rFonts w:ascii="Helvetica" w:hAnsi="Helvetica" w:eastAsia="Helvetica" w:cs="Helvetica"/>
+                <w:i w:val="false"/>
+                <w:b w:val="false"/>
+                <w:u w:val="none"/>
+                <w:sz w:val="22"/>
+                <w:szCs w:val="22"/>
+                <w:color w:val="000000"/>
+              </w:rPr>
+            </w:pPr>
+            <w:r>
+              <w:rPr>
+                <w:rFonts w:ascii="Helvetica" w:hAnsi="Helvetica" w:eastAsia="Helvetica" w:cs="Helvetica"/>
+                <w:i w:val="false"/>
+                <w:b w:val="false"/>
+                <w:u w:val="none"/>
+                <w:sz w:val="22"/>
+                <w:szCs w:val="22"/>
+                <w:color w:val="000000"/>
+              </w:rPr>
+              <w:t xml:space="preserve">0.796</w:t>
             </w:r>
           </w:p>
         </w:tc>
@@ -7839,113 +7839,113 @@
                 <w:szCs w:val="22"/>
                 <w:color w:val="000000"/>
               </w:rPr>
-              <w:t xml:space="preserve">3.2</w:t>
-            </w:r>
-          </w:p>
-        </w:tc>
-        <w:tc>
-          <w:tcPr>
-            <w:tcBorders>
-              <w:bottom w:val="none" w:sz="0" w:space="0" w:color="000000"/>
-              <w:top w:val="none" w:sz="0" w:space="0" w:color="000000"/>
-              <w:left w:val="none" w:sz="0" w:space="0" w:color="000000"/>
-              <w:right w:val="none" w:sz="0" w:space="0" w:color="000000"/>
-            </w:tcBorders>
-            <w:shd w:val="clear" w:color="auto" w:fill="FFFFFF"/>
-            <w:tcMar>
-              <w:top w:w="0" w:type="dxa"/>
-              <w:bottom w:w="0" w:type="dxa"/>
-              <w:left w:w="0" w:type="dxa"/>
-              <w:right w:w="0" w:type="dxa"/>
-            </w:tcMar>
-            <w:vAlign w:val="top"/>
-          </w:tcPr>
-          <w:p>
-            <w:pPr>
-              <w:pStyle w:val="Normal"/>
-              <w:jc w:val="center"/>
-              <w:pBdr>
-                <w:bottom w:val="none" w:sz="0" w:space="0" w:color="000000"/>
-                <w:top w:val="none" w:sz="0" w:space="0" w:color="000000"/>
-                <w:left w:val="none" w:sz="0" w:space="0" w:color="000000"/>
-                <w:right w:val="none" w:sz="0" w:space="0" w:color="000000"/>
-              </w:pBdr>
-              <w:spacing w:after="100" w:before="100" w:line="240"/>
-              <w:ind w:left="100" w:right="100" w:firstLine="0" w:firstLineChars="0"/>
-              <w:rPr>
-                <w:rFonts w:ascii="Helvetica" w:hAnsi="Helvetica" w:eastAsia="Helvetica" w:cs="Helvetica"/>
-                <w:i w:val="false"/>
-                <w:b w:val="false"/>
-                <w:u w:val="none"/>
-                <w:sz w:val="22"/>
-                <w:szCs w:val="22"/>
-                <w:color w:val="000000"/>
-              </w:rPr>
-            </w:pPr>
-            <w:r>
-              <w:rPr>
-                <w:rFonts w:ascii="Helvetica" w:hAnsi="Helvetica" w:eastAsia="Helvetica" w:cs="Helvetica"/>
-                <w:i w:val="false"/>
-                <w:b w:val="false"/>
-                <w:u w:val="none"/>
-                <w:sz w:val="22"/>
-                <w:szCs w:val="22"/>
-                <w:color w:val="000000"/>
-              </w:rPr>
-              <w:t xml:space="preserve">-8.5, 15</w:t>
-            </w:r>
-          </w:p>
-        </w:tc>
-        <w:tc>
-          <w:tcPr>
-            <w:tcBorders>
-              <w:bottom w:val="none" w:sz="0" w:space="0" w:color="000000"/>
-              <w:top w:val="none" w:sz="0" w:space="0" w:color="000000"/>
-              <w:left w:val="none" w:sz="0" w:space="0" w:color="000000"/>
-              <w:right w:val="none" w:sz="0" w:space="0" w:color="000000"/>
-            </w:tcBorders>
-            <w:shd w:val="clear" w:color="auto" w:fill="FFFFFF"/>
-            <w:tcMar>
-              <w:top w:w="0" w:type="dxa"/>
-              <w:bottom w:w="0" w:type="dxa"/>
-              <w:left w:w="0" w:type="dxa"/>
-              <w:right w:w="0" w:type="dxa"/>
-            </w:tcMar>
-            <w:vAlign w:val="top"/>
-          </w:tcPr>
-          <w:p>
-            <w:pPr>
-              <w:pStyle w:val="Normal"/>
-              <w:jc w:val="center"/>
-              <w:pBdr>
-                <w:bottom w:val="none" w:sz="0" w:space="0" w:color="000000"/>
-                <w:top w:val="none" w:sz="0" w:space="0" w:color="000000"/>
-                <w:left w:val="none" w:sz="0" w:space="0" w:color="000000"/>
-                <w:right w:val="none" w:sz="0" w:space="0" w:color="000000"/>
-              </w:pBdr>
-              <w:spacing w:after="100" w:before="100" w:line="240"/>
-              <w:ind w:left="100" w:right="100" w:firstLine="0" w:firstLineChars="0"/>
-              <w:rPr>
-                <w:rFonts w:ascii="Helvetica" w:hAnsi="Helvetica" w:eastAsia="Helvetica" w:cs="Helvetica"/>
-                <w:i w:val="false"/>
-                <w:b w:val="false"/>
-                <w:u w:val="none"/>
-                <w:sz w:val="22"/>
-                <w:szCs w:val="22"/>
-                <w:color w:val="000000"/>
-              </w:rPr>
-            </w:pPr>
-            <w:r>
-              <w:rPr>
-                <w:rFonts w:ascii="Helvetica" w:hAnsi="Helvetica" w:eastAsia="Helvetica" w:cs="Helvetica"/>
-                <w:i w:val="false"/>
-                <w:b w:val="false"/>
-                <w:u w:val="none"/>
-                <w:sz w:val="22"/>
-                <w:szCs w:val="22"/>
-                <w:color w:val="000000"/>
-              </w:rPr>
-              <w:t xml:space="preserve">0.587</w:t>
+              <w:t xml:space="preserve">3.6</w:t>
+            </w:r>
+          </w:p>
+        </w:tc>
+        <w:tc>
+          <w:tcPr>
+            <w:tcBorders>
+              <w:bottom w:val="none" w:sz="0" w:space="0" w:color="000000"/>
+              <w:top w:val="none" w:sz="0" w:space="0" w:color="000000"/>
+              <w:left w:val="none" w:sz="0" w:space="0" w:color="000000"/>
+              <w:right w:val="none" w:sz="0" w:space="0" w:color="000000"/>
+            </w:tcBorders>
+            <w:shd w:val="clear" w:color="auto" w:fill="FFFFFF"/>
+            <w:tcMar>
+              <w:top w:w="0" w:type="dxa"/>
+              <w:bottom w:w="0" w:type="dxa"/>
+              <w:left w:w="0" w:type="dxa"/>
+              <w:right w:w="0" w:type="dxa"/>
+            </w:tcMar>
+            <w:vAlign w:val="top"/>
+          </w:tcPr>
+          <w:p>
+            <w:pPr>
+              <w:pStyle w:val="Normal"/>
+              <w:jc w:val="center"/>
+              <w:pBdr>
+                <w:bottom w:val="none" w:sz="0" w:space="0" w:color="000000"/>
+                <w:top w:val="none" w:sz="0" w:space="0" w:color="000000"/>
+                <w:left w:val="none" w:sz="0" w:space="0" w:color="000000"/>
+                <w:right w:val="none" w:sz="0" w:space="0" w:color="000000"/>
+              </w:pBdr>
+              <w:spacing w:after="100" w:before="100" w:line="240"/>
+              <w:ind w:left="100" w:right="100" w:firstLine="0" w:firstLineChars="0"/>
+              <w:rPr>
+                <w:rFonts w:ascii="Helvetica" w:hAnsi="Helvetica" w:eastAsia="Helvetica" w:cs="Helvetica"/>
+                <w:i w:val="false"/>
+                <w:b w:val="false"/>
+                <w:u w:val="none"/>
+                <w:sz w:val="22"/>
+                <w:szCs w:val="22"/>
+                <w:color w:val="000000"/>
+              </w:rPr>
+            </w:pPr>
+            <w:r>
+              <w:rPr>
+                <w:rFonts w:ascii="Helvetica" w:hAnsi="Helvetica" w:eastAsia="Helvetica" w:cs="Helvetica"/>
+                <w:i w:val="false"/>
+                <w:b w:val="false"/>
+                <w:u w:val="none"/>
+                <w:sz w:val="22"/>
+                <w:szCs w:val="22"/>
+                <w:color w:val="000000"/>
+              </w:rPr>
+              <w:t xml:space="preserve">-8.0, 15</w:t>
+            </w:r>
+          </w:p>
+        </w:tc>
+        <w:tc>
+          <w:tcPr>
+            <w:tcBorders>
+              <w:bottom w:val="none" w:sz="0" w:space="0" w:color="000000"/>
+              <w:top w:val="none" w:sz="0" w:space="0" w:color="000000"/>
+              <w:left w:val="none" w:sz="0" w:space="0" w:color="000000"/>
+              <w:right w:val="none" w:sz="0" w:space="0" w:color="000000"/>
+            </w:tcBorders>
+            <w:shd w:val="clear" w:color="auto" w:fill="FFFFFF"/>
+            <w:tcMar>
+              <w:top w:w="0" w:type="dxa"/>
+              <w:bottom w:w="0" w:type="dxa"/>
+              <w:left w:w="0" w:type="dxa"/>
+              <w:right w:w="0" w:type="dxa"/>
+            </w:tcMar>
+            <w:vAlign w:val="top"/>
+          </w:tcPr>
+          <w:p>
+            <w:pPr>
+              <w:pStyle w:val="Normal"/>
+              <w:jc w:val="center"/>
+              <w:pBdr>
+                <w:bottom w:val="none" w:sz="0" w:space="0" w:color="000000"/>
+                <w:top w:val="none" w:sz="0" w:space="0" w:color="000000"/>
+                <w:left w:val="none" w:sz="0" w:space="0" w:color="000000"/>
+                <w:right w:val="none" w:sz="0" w:space="0" w:color="000000"/>
+              </w:pBdr>
+              <w:spacing w:after="100" w:before="100" w:line="240"/>
+              <w:ind w:left="100" w:right="100" w:firstLine="0" w:firstLineChars="0"/>
+              <w:rPr>
+                <w:rFonts w:ascii="Helvetica" w:hAnsi="Helvetica" w:eastAsia="Helvetica" w:cs="Helvetica"/>
+                <w:i w:val="false"/>
+                <w:b w:val="false"/>
+                <w:u w:val="none"/>
+                <w:sz w:val="22"/>
+                <w:szCs w:val="22"/>
+                <w:color w:val="000000"/>
+              </w:rPr>
+            </w:pPr>
+            <w:r>
+              <w:rPr>
+                <w:rFonts w:ascii="Helvetica" w:hAnsi="Helvetica" w:eastAsia="Helvetica" w:cs="Helvetica"/>
+                <w:i w:val="false"/>
+                <w:b w:val="false"/>
+                <w:u w:val="none"/>
+                <w:sz w:val="22"/>
+                <w:szCs w:val="22"/>
+                <w:color w:val="000000"/>
+              </w:rPr>
+              <w:t xml:space="preserve">0.539</w:t>
             </w:r>
           </w:p>
         </w:tc>
@@ -8322,113 +8322,113 @@
                 <w:szCs w:val="22"/>
                 <w:color w:val="000000"/>
               </w:rPr>
-              <w:t xml:space="preserve">9.8</w:t>
-            </w:r>
-          </w:p>
-        </w:tc>
-        <w:tc>
-          <w:tcPr>
-            <w:tcBorders>
-              <w:bottom w:val="none" w:sz="0" w:space="0" w:color="000000"/>
-              <w:top w:val="none" w:sz="0" w:space="0" w:color="000000"/>
-              <w:left w:val="none" w:sz="0" w:space="0" w:color="000000"/>
-              <w:right w:val="none" w:sz="0" w:space="0" w:color="000000"/>
-            </w:tcBorders>
-            <w:shd w:val="clear" w:color="auto" w:fill="FFFFFF"/>
-            <w:tcMar>
-              <w:top w:w="0" w:type="dxa"/>
-              <w:bottom w:w="0" w:type="dxa"/>
-              <w:left w:w="0" w:type="dxa"/>
-              <w:right w:w="0" w:type="dxa"/>
-            </w:tcMar>
-            <w:vAlign w:val="top"/>
-          </w:tcPr>
-          <w:p>
-            <w:pPr>
-              <w:pStyle w:val="Normal"/>
-              <w:jc w:val="center"/>
-              <w:pBdr>
-                <w:bottom w:val="none" w:sz="0" w:space="0" w:color="000000"/>
-                <w:top w:val="none" w:sz="0" w:space="0" w:color="000000"/>
-                <w:left w:val="none" w:sz="0" w:space="0" w:color="000000"/>
-                <w:right w:val="none" w:sz="0" w:space="0" w:color="000000"/>
-              </w:pBdr>
-              <w:spacing w:after="100" w:before="100" w:line="240"/>
-              <w:ind w:left="100" w:right="100" w:firstLine="0" w:firstLineChars="0"/>
-              <w:rPr>
-                <w:rFonts w:ascii="Helvetica" w:hAnsi="Helvetica" w:eastAsia="Helvetica" w:cs="Helvetica"/>
-                <w:i w:val="false"/>
-                <w:b w:val="false"/>
-                <w:u w:val="none"/>
-                <w:sz w:val="22"/>
-                <w:szCs w:val="22"/>
-                <w:color w:val="000000"/>
-              </w:rPr>
-            </w:pPr>
-            <w:r>
-              <w:rPr>
-                <w:rFonts w:ascii="Helvetica" w:hAnsi="Helvetica" w:eastAsia="Helvetica" w:cs="Helvetica"/>
-                <w:i w:val="false"/>
-                <w:b w:val="false"/>
-                <w:u w:val="none"/>
-                <w:sz w:val="22"/>
-                <w:szCs w:val="22"/>
-                <w:color w:val="000000"/>
-              </w:rPr>
-              <w:t xml:space="preserve">-1.5, 21</w:t>
-            </w:r>
-          </w:p>
-        </w:tc>
-        <w:tc>
-          <w:tcPr>
-            <w:tcBorders>
-              <w:bottom w:val="none" w:sz="0" w:space="0" w:color="000000"/>
-              <w:top w:val="none" w:sz="0" w:space="0" w:color="000000"/>
-              <w:left w:val="none" w:sz="0" w:space="0" w:color="000000"/>
-              <w:right w:val="none" w:sz="0" w:space="0" w:color="000000"/>
-            </w:tcBorders>
-            <w:shd w:val="clear" w:color="auto" w:fill="FFFFFF"/>
-            <w:tcMar>
-              <w:top w:w="0" w:type="dxa"/>
-              <w:bottom w:w="0" w:type="dxa"/>
-              <w:left w:w="0" w:type="dxa"/>
-              <w:right w:w="0" w:type="dxa"/>
-            </w:tcMar>
-            <w:vAlign w:val="top"/>
-          </w:tcPr>
-          <w:p>
-            <w:pPr>
-              <w:pStyle w:val="Normal"/>
-              <w:jc w:val="center"/>
-              <w:pBdr>
-                <w:bottom w:val="none" w:sz="0" w:space="0" w:color="000000"/>
-                <w:top w:val="none" w:sz="0" w:space="0" w:color="000000"/>
-                <w:left w:val="none" w:sz="0" w:space="0" w:color="000000"/>
-                <w:right w:val="none" w:sz="0" w:space="0" w:color="000000"/>
-              </w:pBdr>
-              <w:spacing w:after="100" w:before="100" w:line="240"/>
-              <w:ind w:left="100" w:right="100" w:firstLine="0" w:firstLineChars="0"/>
-              <w:rPr>
-                <w:rFonts w:ascii="Helvetica" w:hAnsi="Helvetica" w:eastAsia="Helvetica" w:cs="Helvetica"/>
-                <w:i w:val="false"/>
-                <w:b w:val="false"/>
-                <w:u w:val="none"/>
-                <w:sz w:val="22"/>
-                <w:szCs w:val="22"/>
-                <w:color w:val="000000"/>
-              </w:rPr>
-            </w:pPr>
-            <w:r>
-              <w:rPr>
-                <w:rFonts w:ascii="Helvetica" w:hAnsi="Helvetica" w:eastAsia="Helvetica" w:cs="Helvetica"/>
-                <w:i w:val="false"/>
-                <w:b w:val="false"/>
-                <w:u w:val="none"/>
-                <w:sz w:val="22"/>
-                <w:szCs w:val="22"/>
-                <w:color w:val="000000"/>
-              </w:rPr>
-              <w:t xml:space="preserve">0.088</w:t>
+              <w:t xml:space="preserve">10</w:t>
+            </w:r>
+          </w:p>
+        </w:tc>
+        <w:tc>
+          <w:tcPr>
+            <w:tcBorders>
+              <w:bottom w:val="none" w:sz="0" w:space="0" w:color="000000"/>
+              <w:top w:val="none" w:sz="0" w:space="0" w:color="000000"/>
+              <w:left w:val="none" w:sz="0" w:space="0" w:color="000000"/>
+              <w:right w:val="none" w:sz="0" w:space="0" w:color="000000"/>
+            </w:tcBorders>
+            <w:shd w:val="clear" w:color="auto" w:fill="FFFFFF"/>
+            <w:tcMar>
+              <w:top w:w="0" w:type="dxa"/>
+              <w:bottom w:w="0" w:type="dxa"/>
+              <w:left w:w="0" w:type="dxa"/>
+              <w:right w:w="0" w:type="dxa"/>
+            </w:tcMar>
+            <w:vAlign w:val="top"/>
+          </w:tcPr>
+          <w:p>
+            <w:pPr>
+              <w:pStyle w:val="Normal"/>
+              <w:jc w:val="center"/>
+              <w:pBdr>
+                <w:bottom w:val="none" w:sz="0" w:space="0" w:color="000000"/>
+                <w:top w:val="none" w:sz="0" w:space="0" w:color="000000"/>
+                <w:left w:val="none" w:sz="0" w:space="0" w:color="000000"/>
+                <w:right w:val="none" w:sz="0" w:space="0" w:color="000000"/>
+              </w:pBdr>
+              <w:spacing w:after="100" w:before="100" w:line="240"/>
+              <w:ind w:left="100" w:right="100" w:firstLine="0" w:firstLineChars="0"/>
+              <w:rPr>
+                <w:rFonts w:ascii="Helvetica" w:hAnsi="Helvetica" w:eastAsia="Helvetica" w:cs="Helvetica"/>
+                <w:i w:val="false"/>
+                <w:b w:val="false"/>
+                <w:u w:val="none"/>
+                <w:sz w:val="22"/>
+                <w:szCs w:val="22"/>
+                <w:color w:val="000000"/>
+              </w:rPr>
+            </w:pPr>
+            <w:r>
+              <w:rPr>
+                <w:rFonts w:ascii="Helvetica" w:hAnsi="Helvetica" w:eastAsia="Helvetica" w:cs="Helvetica"/>
+                <w:i w:val="false"/>
+                <w:b w:val="false"/>
+                <w:u w:val="none"/>
+                <w:sz w:val="22"/>
+                <w:szCs w:val="22"/>
+                <w:color w:val="000000"/>
+              </w:rPr>
+              <w:t xml:space="preserve">-1.2, 21</w:t>
+            </w:r>
+          </w:p>
+        </w:tc>
+        <w:tc>
+          <w:tcPr>
+            <w:tcBorders>
+              <w:bottom w:val="none" w:sz="0" w:space="0" w:color="000000"/>
+              <w:top w:val="none" w:sz="0" w:space="0" w:color="000000"/>
+              <w:left w:val="none" w:sz="0" w:space="0" w:color="000000"/>
+              <w:right w:val="none" w:sz="0" w:space="0" w:color="000000"/>
+            </w:tcBorders>
+            <w:shd w:val="clear" w:color="auto" w:fill="FFFFFF"/>
+            <w:tcMar>
+              <w:top w:w="0" w:type="dxa"/>
+              <w:bottom w:w="0" w:type="dxa"/>
+              <w:left w:w="0" w:type="dxa"/>
+              <w:right w:w="0" w:type="dxa"/>
+            </w:tcMar>
+            <w:vAlign w:val="top"/>
+          </w:tcPr>
+          <w:p>
+            <w:pPr>
+              <w:pStyle w:val="Normal"/>
+              <w:jc w:val="center"/>
+              <w:pBdr>
+                <w:bottom w:val="none" w:sz="0" w:space="0" w:color="000000"/>
+                <w:top w:val="none" w:sz="0" w:space="0" w:color="000000"/>
+                <w:left w:val="none" w:sz="0" w:space="0" w:color="000000"/>
+                <w:right w:val="none" w:sz="0" w:space="0" w:color="000000"/>
+              </w:pBdr>
+              <w:spacing w:after="100" w:before="100" w:line="240"/>
+              <w:ind w:left="100" w:right="100" w:firstLine="0" w:firstLineChars="0"/>
+              <w:rPr>
+                <w:rFonts w:ascii="Helvetica" w:hAnsi="Helvetica" w:eastAsia="Helvetica" w:cs="Helvetica"/>
+                <w:i w:val="false"/>
+                <w:b w:val="false"/>
+                <w:u w:val="none"/>
+                <w:sz w:val="22"/>
+                <w:szCs w:val="22"/>
+                <w:color w:val="000000"/>
+              </w:rPr>
+            </w:pPr>
+            <w:r>
+              <w:rPr>
+                <w:rFonts w:ascii="Helvetica" w:hAnsi="Helvetica" w:eastAsia="Helvetica" w:cs="Helvetica"/>
+                <w:i w:val="false"/>
+                <w:b w:val="false"/>
+                <w:u w:val="none"/>
+                <w:sz w:val="22"/>
+                <w:szCs w:val="22"/>
+                <w:color w:val="000000"/>
+              </w:rPr>
+              <w:t xml:space="preserve">0.079</w:t>
             </w:r>
           </w:p>
         </w:tc>
@@ -8805,113 +8805,113 @@
                 <w:szCs w:val="22"/>
                 <w:color w:val="000000"/>
               </w:rPr>
-              <w:t xml:space="preserve">6.2</w:t>
-            </w:r>
-          </w:p>
-        </w:tc>
-        <w:tc>
-          <w:tcPr>
-            <w:tcBorders>
-              <w:bottom w:val="none" w:sz="0" w:space="0" w:color="000000"/>
-              <w:top w:val="none" w:sz="0" w:space="0" w:color="000000"/>
-              <w:left w:val="none" w:sz="0" w:space="0" w:color="000000"/>
-              <w:right w:val="none" w:sz="0" w:space="0" w:color="000000"/>
-            </w:tcBorders>
-            <w:shd w:val="clear" w:color="auto" w:fill="FFFFFF"/>
-            <w:tcMar>
-              <w:top w:w="0" w:type="dxa"/>
-              <w:bottom w:w="0" w:type="dxa"/>
-              <w:left w:w="0" w:type="dxa"/>
-              <w:right w:w="0" w:type="dxa"/>
-            </w:tcMar>
-            <w:vAlign w:val="top"/>
-          </w:tcPr>
-          <w:p>
-            <w:pPr>
-              <w:pStyle w:val="Normal"/>
-              <w:jc w:val="center"/>
-              <w:pBdr>
-                <w:bottom w:val="none" w:sz="0" w:space="0" w:color="000000"/>
-                <w:top w:val="none" w:sz="0" w:space="0" w:color="000000"/>
-                <w:left w:val="none" w:sz="0" w:space="0" w:color="000000"/>
-                <w:right w:val="none" w:sz="0" w:space="0" w:color="000000"/>
-              </w:pBdr>
-              <w:spacing w:after="100" w:before="100" w:line="240"/>
-              <w:ind w:left="100" w:right="100" w:firstLine="0" w:firstLineChars="0"/>
-              <w:rPr>
-                <w:rFonts w:ascii="Helvetica" w:hAnsi="Helvetica" w:eastAsia="Helvetica" w:cs="Helvetica"/>
-                <w:i w:val="false"/>
-                <w:b w:val="false"/>
-                <w:u w:val="none"/>
-                <w:sz w:val="22"/>
-                <w:szCs w:val="22"/>
-                <w:color w:val="000000"/>
-              </w:rPr>
-            </w:pPr>
-            <w:r>
-              <w:rPr>
-                <w:rFonts w:ascii="Helvetica" w:hAnsi="Helvetica" w:eastAsia="Helvetica" w:cs="Helvetica"/>
-                <w:i w:val="false"/>
-                <w:b w:val="false"/>
-                <w:u w:val="none"/>
-                <w:sz w:val="22"/>
-                <w:szCs w:val="22"/>
-                <w:color w:val="000000"/>
-              </w:rPr>
-              <w:t xml:space="preserve">-4.4, 17</w:t>
-            </w:r>
-          </w:p>
-        </w:tc>
-        <w:tc>
-          <w:tcPr>
-            <w:tcBorders>
-              <w:bottom w:val="none" w:sz="0" w:space="0" w:color="000000"/>
-              <w:top w:val="none" w:sz="0" w:space="0" w:color="000000"/>
-              <w:left w:val="none" w:sz="0" w:space="0" w:color="000000"/>
-              <w:right w:val="none" w:sz="0" w:space="0" w:color="000000"/>
-            </w:tcBorders>
-            <w:shd w:val="clear" w:color="auto" w:fill="FFFFFF"/>
-            <w:tcMar>
-              <w:top w:w="0" w:type="dxa"/>
-              <w:bottom w:w="0" w:type="dxa"/>
-              <w:left w:w="0" w:type="dxa"/>
-              <w:right w:w="0" w:type="dxa"/>
-            </w:tcMar>
-            <w:vAlign w:val="top"/>
-          </w:tcPr>
-          <w:p>
-            <w:pPr>
-              <w:pStyle w:val="Normal"/>
-              <w:jc w:val="center"/>
-              <w:pBdr>
-                <w:bottom w:val="none" w:sz="0" w:space="0" w:color="000000"/>
-                <w:top w:val="none" w:sz="0" w:space="0" w:color="000000"/>
-                <w:left w:val="none" w:sz="0" w:space="0" w:color="000000"/>
-                <w:right w:val="none" w:sz="0" w:space="0" w:color="000000"/>
-              </w:pBdr>
-              <w:spacing w:after="100" w:before="100" w:line="240"/>
-              <w:ind w:left="100" w:right="100" w:firstLine="0" w:firstLineChars="0"/>
-              <w:rPr>
-                <w:rFonts w:ascii="Helvetica" w:hAnsi="Helvetica" w:eastAsia="Helvetica" w:cs="Helvetica"/>
-                <w:i w:val="false"/>
-                <w:b w:val="false"/>
-                <w:u w:val="none"/>
-                <w:sz w:val="22"/>
-                <w:szCs w:val="22"/>
-                <w:color w:val="000000"/>
-              </w:rPr>
-            </w:pPr>
-            <w:r>
-              <w:rPr>
-                <w:rFonts w:ascii="Helvetica" w:hAnsi="Helvetica" w:eastAsia="Helvetica" w:cs="Helvetica"/>
-                <w:i w:val="false"/>
-                <w:b w:val="false"/>
-                <w:u w:val="none"/>
-                <w:sz w:val="22"/>
-                <w:szCs w:val="22"/>
-                <w:color w:val="000000"/>
-              </w:rPr>
-              <w:t xml:space="preserve">0.249</w:t>
+              <w:t xml:space="preserve">7.2</w:t>
+            </w:r>
+          </w:p>
+        </w:tc>
+        <w:tc>
+          <w:tcPr>
+            <w:tcBorders>
+              <w:bottom w:val="none" w:sz="0" w:space="0" w:color="000000"/>
+              <w:top w:val="none" w:sz="0" w:space="0" w:color="000000"/>
+              <w:left w:val="none" w:sz="0" w:space="0" w:color="000000"/>
+              <w:right w:val="none" w:sz="0" w:space="0" w:color="000000"/>
+            </w:tcBorders>
+            <w:shd w:val="clear" w:color="auto" w:fill="FFFFFF"/>
+            <w:tcMar>
+              <w:top w:w="0" w:type="dxa"/>
+              <w:bottom w:w="0" w:type="dxa"/>
+              <w:left w:w="0" w:type="dxa"/>
+              <w:right w:w="0" w:type="dxa"/>
+            </w:tcMar>
+            <w:vAlign w:val="top"/>
+          </w:tcPr>
+          <w:p>
+            <w:pPr>
+              <w:pStyle w:val="Normal"/>
+              <w:jc w:val="center"/>
+              <w:pBdr>
+                <w:bottom w:val="none" w:sz="0" w:space="0" w:color="000000"/>
+                <w:top w:val="none" w:sz="0" w:space="0" w:color="000000"/>
+                <w:left w:val="none" w:sz="0" w:space="0" w:color="000000"/>
+                <w:right w:val="none" w:sz="0" w:space="0" w:color="000000"/>
+              </w:pBdr>
+              <w:spacing w:after="100" w:before="100" w:line="240"/>
+              <w:ind w:left="100" w:right="100" w:firstLine="0" w:firstLineChars="0"/>
+              <w:rPr>
+                <w:rFonts w:ascii="Helvetica" w:hAnsi="Helvetica" w:eastAsia="Helvetica" w:cs="Helvetica"/>
+                <w:i w:val="false"/>
+                <w:b w:val="false"/>
+                <w:u w:val="none"/>
+                <w:sz w:val="22"/>
+                <w:szCs w:val="22"/>
+                <w:color w:val="000000"/>
+              </w:rPr>
+            </w:pPr>
+            <w:r>
+              <w:rPr>
+                <w:rFonts w:ascii="Helvetica" w:hAnsi="Helvetica" w:eastAsia="Helvetica" w:cs="Helvetica"/>
+                <w:i w:val="false"/>
+                <w:b w:val="false"/>
+                <w:u w:val="none"/>
+                <w:sz w:val="22"/>
+                <w:szCs w:val="22"/>
+                <w:color w:val="000000"/>
+              </w:rPr>
+              <w:t xml:space="preserve">-3.4, 18</w:t>
+            </w:r>
+          </w:p>
+        </w:tc>
+        <w:tc>
+          <w:tcPr>
+            <w:tcBorders>
+              <w:bottom w:val="none" w:sz="0" w:space="0" w:color="000000"/>
+              <w:top w:val="none" w:sz="0" w:space="0" w:color="000000"/>
+              <w:left w:val="none" w:sz="0" w:space="0" w:color="000000"/>
+              <w:right w:val="none" w:sz="0" w:space="0" w:color="000000"/>
+            </w:tcBorders>
+            <w:shd w:val="clear" w:color="auto" w:fill="FFFFFF"/>
+            <w:tcMar>
+              <w:top w:w="0" w:type="dxa"/>
+              <w:bottom w:w="0" w:type="dxa"/>
+              <w:left w:w="0" w:type="dxa"/>
+              <w:right w:w="0" w:type="dxa"/>
+            </w:tcMar>
+            <w:vAlign w:val="top"/>
+          </w:tcPr>
+          <w:p>
+            <w:pPr>
+              <w:pStyle w:val="Normal"/>
+              <w:jc w:val="center"/>
+              <w:pBdr>
+                <w:bottom w:val="none" w:sz="0" w:space="0" w:color="000000"/>
+                <w:top w:val="none" w:sz="0" w:space="0" w:color="000000"/>
+                <w:left w:val="none" w:sz="0" w:space="0" w:color="000000"/>
+                <w:right w:val="none" w:sz="0" w:space="0" w:color="000000"/>
+              </w:pBdr>
+              <w:spacing w:after="100" w:before="100" w:line="240"/>
+              <w:ind w:left="100" w:right="100" w:firstLine="0" w:firstLineChars="0"/>
+              <w:rPr>
+                <w:rFonts w:ascii="Helvetica" w:hAnsi="Helvetica" w:eastAsia="Helvetica" w:cs="Helvetica"/>
+                <w:i w:val="false"/>
+                <w:b w:val="false"/>
+                <w:u w:val="none"/>
+                <w:sz w:val="22"/>
+                <w:szCs w:val="22"/>
+                <w:color w:val="000000"/>
+              </w:rPr>
+            </w:pPr>
+            <w:r>
+              <w:rPr>
+                <w:rFonts w:ascii="Helvetica" w:hAnsi="Helvetica" w:eastAsia="Helvetica" w:cs="Helvetica"/>
+                <w:i w:val="false"/>
+                <w:b w:val="false"/>
+                <w:u w:val="none"/>
+                <w:sz w:val="22"/>
+                <w:szCs w:val="22"/>
+                <w:color w:val="000000"/>
+              </w:rPr>
+              <w:t xml:space="preserve">0.180</w:t>
             </w:r>
           </w:p>
         </w:tc>
@@ -9341,60 +9341,60 @@
                 <w:szCs w:val="22"/>
                 <w:color w:val="000000"/>
               </w:rPr>
-              <w:t xml:space="preserve">2.7, 23</w:t>
-            </w:r>
-          </w:p>
-        </w:tc>
-        <w:tc>
-          <w:tcPr>
-            <w:tcBorders>
-              <w:bottom w:val="none" w:sz="0" w:space="0" w:color="000000"/>
-              <w:top w:val="none" w:sz="0" w:space="0" w:color="000000"/>
-              <w:left w:val="none" w:sz="0" w:space="0" w:color="000000"/>
-              <w:right w:val="none" w:sz="0" w:space="0" w:color="000000"/>
-            </w:tcBorders>
-            <w:shd w:val="clear" w:color="auto" w:fill="FFFFFF"/>
-            <w:tcMar>
-              <w:top w:w="0" w:type="dxa"/>
-              <w:bottom w:w="0" w:type="dxa"/>
-              <w:left w:w="0" w:type="dxa"/>
-              <w:right w:w="0" w:type="dxa"/>
-            </w:tcMar>
-            <w:vAlign w:val="top"/>
-          </w:tcPr>
-          <w:p>
-            <w:pPr>
-              <w:pStyle w:val="Normal"/>
-              <w:jc w:val="center"/>
-              <w:pBdr>
-                <w:bottom w:val="none" w:sz="0" w:space="0" w:color="000000"/>
-                <w:top w:val="none" w:sz="0" w:space="0" w:color="000000"/>
-                <w:left w:val="none" w:sz="0" w:space="0" w:color="000000"/>
-                <w:right w:val="none" w:sz="0" w:space="0" w:color="000000"/>
-              </w:pBdr>
-              <w:spacing w:after="100" w:before="100" w:line="240"/>
-              <w:ind w:left="100" w:right="100" w:firstLine="0" w:firstLineChars="0"/>
-              <w:rPr>
-                <w:rFonts w:ascii="Helvetica" w:hAnsi="Helvetica" w:eastAsia="Helvetica" w:cs="Helvetica"/>
-                <w:i w:val="false"/>
-                <w:b w:val="false"/>
-                <w:u w:val="none"/>
-                <w:sz w:val="22"/>
-                <w:szCs w:val="22"/>
-                <w:color w:val="000000"/>
-              </w:rPr>
-            </w:pPr>
-            <w:r>
-              <w:rPr>
-                <w:rFonts w:ascii="Helvetica" w:hAnsi="Helvetica" w:eastAsia="Helvetica" w:cs="Helvetica"/>
-                <w:i w:val="false"/>
-                <w:b w:val="false"/>
-                <w:u w:val="none"/>
-                <w:sz w:val="22"/>
-                <w:szCs w:val="22"/>
-                <w:color w:val="000000"/>
-              </w:rPr>
-              <w:t xml:space="preserve">0.014</w:t>
+              <w:t xml:space="preserve">3.2, 24</w:t>
+            </w:r>
+          </w:p>
+        </w:tc>
+        <w:tc>
+          <w:tcPr>
+            <w:tcBorders>
+              <w:bottom w:val="none" w:sz="0" w:space="0" w:color="000000"/>
+              <w:top w:val="none" w:sz="0" w:space="0" w:color="000000"/>
+              <w:left w:val="none" w:sz="0" w:space="0" w:color="000000"/>
+              <w:right w:val="none" w:sz="0" w:space="0" w:color="000000"/>
+            </w:tcBorders>
+            <w:shd w:val="clear" w:color="auto" w:fill="FFFFFF"/>
+            <w:tcMar>
+              <w:top w:w="0" w:type="dxa"/>
+              <w:bottom w:w="0" w:type="dxa"/>
+              <w:left w:w="0" w:type="dxa"/>
+              <w:right w:w="0" w:type="dxa"/>
+            </w:tcMar>
+            <w:vAlign w:val="top"/>
+          </w:tcPr>
+          <w:p>
+            <w:pPr>
+              <w:pStyle w:val="Normal"/>
+              <w:jc w:val="center"/>
+              <w:pBdr>
+                <w:bottom w:val="none" w:sz="0" w:space="0" w:color="000000"/>
+                <w:top w:val="none" w:sz="0" w:space="0" w:color="000000"/>
+                <w:left w:val="none" w:sz="0" w:space="0" w:color="000000"/>
+                <w:right w:val="none" w:sz="0" w:space="0" w:color="000000"/>
+              </w:pBdr>
+              <w:spacing w:after="100" w:before="100" w:line="240"/>
+              <w:ind w:left="100" w:right="100" w:firstLine="0" w:firstLineChars="0"/>
+              <w:rPr>
+                <w:rFonts w:ascii="Helvetica" w:hAnsi="Helvetica" w:eastAsia="Helvetica" w:cs="Helvetica"/>
+                <w:i w:val="false"/>
+                <w:b w:val="false"/>
+                <w:u w:val="none"/>
+                <w:sz w:val="22"/>
+                <w:szCs w:val="22"/>
+                <w:color w:val="000000"/>
+              </w:rPr>
+            </w:pPr>
+            <w:r>
+              <w:rPr>
+                <w:rFonts w:ascii="Helvetica" w:hAnsi="Helvetica" w:eastAsia="Helvetica" w:cs="Helvetica"/>
+                <w:i w:val="false"/>
+                <w:b w:val="false"/>
+                <w:u w:val="none"/>
+                <w:sz w:val="22"/>
+                <w:szCs w:val="22"/>
+                <w:color w:val="000000"/>
+              </w:rPr>
+              <w:t xml:space="preserve">0.010</w:t>
             </w:r>
           </w:p>
         </w:tc>
@@ -9771,113 +9771,113 @@
                 <w:szCs w:val="22"/>
                 <w:color w:val="000000"/>
               </w:rPr>
-              <w:t xml:space="preserve">15</w:t>
-            </w:r>
-          </w:p>
-        </w:tc>
-        <w:tc>
-          <w:tcPr>
-            <w:tcBorders>
-              <w:bottom w:val="none" w:sz="0" w:space="0" w:color="000000"/>
-              <w:top w:val="none" w:sz="0" w:space="0" w:color="000000"/>
-              <w:left w:val="none" w:sz="0" w:space="0" w:color="000000"/>
-              <w:right w:val="none" w:sz="0" w:space="0" w:color="000000"/>
-            </w:tcBorders>
-            <w:shd w:val="clear" w:color="auto" w:fill="FFFFFF"/>
-            <w:tcMar>
-              <w:top w:w="0" w:type="dxa"/>
-              <w:bottom w:w="0" w:type="dxa"/>
-              <w:left w:w="0" w:type="dxa"/>
-              <w:right w:w="0" w:type="dxa"/>
-            </w:tcMar>
-            <w:vAlign w:val="top"/>
-          </w:tcPr>
-          <w:p>
-            <w:pPr>
-              <w:pStyle w:val="Normal"/>
-              <w:jc w:val="center"/>
-              <w:pBdr>
-                <w:bottom w:val="none" w:sz="0" w:space="0" w:color="000000"/>
-                <w:top w:val="none" w:sz="0" w:space="0" w:color="000000"/>
-                <w:left w:val="none" w:sz="0" w:space="0" w:color="000000"/>
-                <w:right w:val="none" w:sz="0" w:space="0" w:color="000000"/>
-              </w:pBdr>
-              <w:spacing w:after="100" w:before="100" w:line="240"/>
-              <w:ind w:left="100" w:right="100" w:firstLine="0" w:firstLineChars="0"/>
-              <w:rPr>
-                <w:rFonts w:ascii="Helvetica" w:hAnsi="Helvetica" w:eastAsia="Helvetica" w:cs="Helvetica"/>
-                <w:i w:val="false"/>
-                <w:b w:val="false"/>
-                <w:u w:val="none"/>
-                <w:sz w:val="22"/>
-                <w:szCs w:val="22"/>
-                <w:color w:val="000000"/>
-              </w:rPr>
-            </w:pPr>
-            <w:r>
-              <w:rPr>
-                <w:rFonts w:ascii="Helvetica" w:hAnsi="Helvetica" w:eastAsia="Helvetica" w:cs="Helvetica"/>
-                <w:i w:val="false"/>
-                <w:b w:val="false"/>
-                <w:u w:val="none"/>
-                <w:sz w:val="22"/>
-                <w:szCs w:val="22"/>
-                <w:color w:val="000000"/>
-              </w:rPr>
-              <w:t xml:space="preserve">3.4, 26</w:t>
-            </w:r>
-          </w:p>
-        </w:tc>
-        <w:tc>
-          <w:tcPr>
-            <w:tcBorders>
-              <w:bottom w:val="none" w:sz="0" w:space="0" w:color="000000"/>
-              <w:top w:val="none" w:sz="0" w:space="0" w:color="000000"/>
-              <w:left w:val="none" w:sz="0" w:space="0" w:color="000000"/>
-              <w:right w:val="none" w:sz="0" w:space="0" w:color="000000"/>
-            </w:tcBorders>
-            <w:shd w:val="clear" w:color="auto" w:fill="FFFFFF"/>
-            <w:tcMar>
-              <w:top w:w="0" w:type="dxa"/>
-              <w:bottom w:w="0" w:type="dxa"/>
-              <w:left w:w="0" w:type="dxa"/>
-              <w:right w:w="0" w:type="dxa"/>
-            </w:tcMar>
-            <w:vAlign w:val="top"/>
-          </w:tcPr>
-          <w:p>
-            <w:pPr>
-              <w:pStyle w:val="Normal"/>
-              <w:jc w:val="center"/>
-              <w:pBdr>
-                <w:bottom w:val="none" w:sz="0" w:space="0" w:color="000000"/>
-                <w:top w:val="none" w:sz="0" w:space="0" w:color="000000"/>
-                <w:left w:val="none" w:sz="0" w:space="0" w:color="000000"/>
-                <w:right w:val="none" w:sz="0" w:space="0" w:color="000000"/>
-              </w:pBdr>
-              <w:spacing w:after="100" w:before="100" w:line="240"/>
-              <w:ind w:left="100" w:right="100" w:firstLine="0" w:firstLineChars="0"/>
-              <w:rPr>
-                <w:rFonts w:ascii="Helvetica" w:hAnsi="Helvetica" w:eastAsia="Helvetica" w:cs="Helvetica"/>
-                <w:i w:val="false"/>
-                <w:b w:val="false"/>
-                <w:u w:val="none"/>
-                <w:sz w:val="22"/>
-                <w:szCs w:val="22"/>
-                <w:color w:val="000000"/>
-              </w:rPr>
-            </w:pPr>
-            <w:r>
-              <w:rPr>
-                <w:rFonts w:ascii="Helvetica" w:hAnsi="Helvetica" w:eastAsia="Helvetica" w:cs="Helvetica"/>
-                <w:i w:val="false"/>
-                <w:b w:val="false"/>
-                <w:u w:val="none"/>
-                <w:sz w:val="22"/>
-                <w:szCs w:val="22"/>
-                <w:color w:val="000000"/>
-              </w:rPr>
-              <w:t xml:space="preserve">0.011</w:t>
+              <w:t xml:space="preserve">16</w:t>
+            </w:r>
+          </w:p>
+        </w:tc>
+        <w:tc>
+          <w:tcPr>
+            <w:tcBorders>
+              <w:bottom w:val="none" w:sz="0" w:space="0" w:color="000000"/>
+              <w:top w:val="none" w:sz="0" w:space="0" w:color="000000"/>
+              <w:left w:val="none" w:sz="0" w:space="0" w:color="000000"/>
+              <w:right w:val="none" w:sz="0" w:space="0" w:color="000000"/>
+            </w:tcBorders>
+            <w:shd w:val="clear" w:color="auto" w:fill="FFFFFF"/>
+            <w:tcMar>
+              <w:top w:w="0" w:type="dxa"/>
+              <w:bottom w:w="0" w:type="dxa"/>
+              <w:left w:w="0" w:type="dxa"/>
+              <w:right w:w="0" w:type="dxa"/>
+            </w:tcMar>
+            <w:vAlign w:val="top"/>
+          </w:tcPr>
+          <w:p>
+            <w:pPr>
+              <w:pStyle w:val="Normal"/>
+              <w:jc w:val="center"/>
+              <w:pBdr>
+                <w:bottom w:val="none" w:sz="0" w:space="0" w:color="000000"/>
+                <w:top w:val="none" w:sz="0" w:space="0" w:color="000000"/>
+                <w:left w:val="none" w:sz="0" w:space="0" w:color="000000"/>
+                <w:right w:val="none" w:sz="0" w:space="0" w:color="000000"/>
+              </w:pBdr>
+              <w:spacing w:after="100" w:before="100" w:line="240"/>
+              <w:ind w:left="100" w:right="100" w:firstLine="0" w:firstLineChars="0"/>
+              <w:rPr>
+                <w:rFonts w:ascii="Helvetica" w:hAnsi="Helvetica" w:eastAsia="Helvetica" w:cs="Helvetica"/>
+                <w:i w:val="false"/>
+                <w:b w:val="false"/>
+                <w:u w:val="none"/>
+                <w:sz w:val="22"/>
+                <w:szCs w:val="22"/>
+                <w:color w:val="000000"/>
+              </w:rPr>
+            </w:pPr>
+            <w:r>
+              <w:rPr>
+                <w:rFonts w:ascii="Helvetica" w:hAnsi="Helvetica" w:eastAsia="Helvetica" w:cs="Helvetica"/>
+                <w:i w:val="false"/>
+                <w:b w:val="false"/>
+                <w:u w:val="none"/>
+                <w:sz w:val="22"/>
+                <w:szCs w:val="22"/>
+                <w:color w:val="000000"/>
+              </w:rPr>
+              <w:t xml:space="preserve">4.8, 28</w:t>
+            </w:r>
+          </w:p>
+        </w:tc>
+        <w:tc>
+          <w:tcPr>
+            <w:tcBorders>
+              <w:bottom w:val="none" w:sz="0" w:space="0" w:color="000000"/>
+              <w:top w:val="none" w:sz="0" w:space="0" w:color="000000"/>
+              <w:left w:val="none" w:sz="0" w:space="0" w:color="000000"/>
+              <w:right w:val="none" w:sz="0" w:space="0" w:color="000000"/>
+            </w:tcBorders>
+            <w:shd w:val="clear" w:color="auto" w:fill="FFFFFF"/>
+            <w:tcMar>
+              <w:top w:w="0" w:type="dxa"/>
+              <w:bottom w:w="0" w:type="dxa"/>
+              <w:left w:w="0" w:type="dxa"/>
+              <w:right w:w="0" w:type="dxa"/>
+            </w:tcMar>
+            <w:vAlign w:val="top"/>
+          </w:tcPr>
+          <w:p>
+            <w:pPr>
+              <w:pStyle w:val="Normal"/>
+              <w:jc w:val="center"/>
+              <w:pBdr>
+                <w:bottom w:val="none" w:sz="0" w:space="0" w:color="000000"/>
+                <w:top w:val="none" w:sz="0" w:space="0" w:color="000000"/>
+                <w:left w:val="none" w:sz="0" w:space="0" w:color="000000"/>
+                <w:right w:val="none" w:sz="0" w:space="0" w:color="000000"/>
+              </w:pBdr>
+              <w:spacing w:after="100" w:before="100" w:line="240"/>
+              <w:ind w:left="100" w:right="100" w:firstLine="0" w:firstLineChars="0"/>
+              <w:rPr>
+                <w:rFonts w:ascii="Helvetica" w:hAnsi="Helvetica" w:eastAsia="Helvetica" w:cs="Helvetica"/>
+                <w:i w:val="false"/>
+                <w:b w:val="false"/>
+                <w:u w:val="none"/>
+                <w:sz w:val="22"/>
+                <w:szCs w:val="22"/>
+                <w:color w:val="000000"/>
+              </w:rPr>
+            </w:pPr>
+            <w:r>
+              <w:rPr>
+                <w:rFonts w:ascii="Helvetica" w:hAnsi="Helvetica" w:eastAsia="Helvetica" w:cs="Helvetica"/>
+                <w:i w:val="false"/>
+                <w:b w:val="false"/>
+                <w:u w:val="none"/>
+                <w:sz w:val="22"/>
+                <w:szCs w:val="22"/>
+                <w:color w:val="000000"/>
+              </w:rPr>
+              <w:t xml:space="preserve">0.006</w:t>
             </w:r>
           </w:p>
         </w:tc>
@@ -11220,7 +11220,7 @@
                 <w:szCs w:val="22"/>
                 <w:color w:val="000000"/>
               </w:rPr>
-              <w:t xml:space="preserve">-14</w:t>
+              <w:t xml:space="preserve">-13</w:t>
             </w:r>
           </w:p>
         </w:tc>
@@ -12669,7 +12669,7 @@
                 <w:szCs w:val="22"/>
                 <w:color w:val="000000"/>
               </w:rPr>
-              <w:t xml:space="preserve">-4.6</w:t>
+              <w:t xml:space="preserve">-4.4</w:t>
             </w:r>
           </w:p>
         </w:tc>
@@ -12775,7 +12775,7 @@
                 <w:szCs w:val="22"/>
                 <w:color w:val="000000"/>
               </w:rPr>
-              <w:t xml:space="preserve">0.149</w:t>
+              <w:t xml:space="preserve">0.156</w:t>
             </w:r>
           </w:p>
         </w:tc>
@@ -13152,113 +13152,113 @@
                 <w:szCs w:val="22"/>
                 <w:color w:val="000000"/>
               </w:rPr>
-              <w:t xml:space="preserve">-4.1</w:t>
-            </w:r>
-          </w:p>
-        </w:tc>
-        <w:tc>
-          <w:tcPr>
-            <w:tcBorders>
-              <w:bottom w:val="none" w:sz="0" w:space="0" w:color="000000"/>
-              <w:top w:val="none" w:sz="0" w:space="0" w:color="000000"/>
-              <w:left w:val="none" w:sz="0" w:space="0" w:color="000000"/>
-              <w:right w:val="none" w:sz="0" w:space="0" w:color="000000"/>
-            </w:tcBorders>
-            <w:shd w:val="clear" w:color="auto" w:fill="FFFFFF"/>
-            <w:tcMar>
-              <w:top w:w="0" w:type="dxa"/>
-              <w:bottom w:w="0" w:type="dxa"/>
-              <w:left w:w="0" w:type="dxa"/>
-              <w:right w:w="0" w:type="dxa"/>
-            </w:tcMar>
-            <w:vAlign w:val="top"/>
-          </w:tcPr>
-          <w:p>
-            <w:pPr>
-              <w:pStyle w:val="Normal"/>
-              <w:jc w:val="center"/>
-              <w:pBdr>
-                <w:bottom w:val="none" w:sz="0" w:space="0" w:color="000000"/>
-                <w:top w:val="none" w:sz="0" w:space="0" w:color="000000"/>
-                <w:left w:val="none" w:sz="0" w:space="0" w:color="000000"/>
-                <w:right w:val="none" w:sz="0" w:space="0" w:color="000000"/>
-              </w:pBdr>
-              <w:spacing w:after="100" w:before="100" w:line="240"/>
-              <w:ind w:left="100" w:right="100" w:firstLine="0" w:firstLineChars="0"/>
-              <w:rPr>
-                <w:rFonts w:ascii="Helvetica" w:hAnsi="Helvetica" w:eastAsia="Helvetica" w:cs="Helvetica"/>
-                <w:i w:val="false"/>
-                <w:b w:val="false"/>
-                <w:u w:val="none"/>
-                <w:sz w:val="22"/>
-                <w:szCs w:val="22"/>
-                <w:color w:val="000000"/>
-              </w:rPr>
-            </w:pPr>
-            <w:r>
-              <w:rPr>
-                <w:rFonts w:ascii="Helvetica" w:hAnsi="Helvetica" w:eastAsia="Helvetica" w:cs="Helvetica"/>
-                <w:i w:val="false"/>
-                <w:b w:val="false"/>
-                <w:u w:val="none"/>
-                <w:sz w:val="22"/>
-                <w:szCs w:val="22"/>
-                <w:color w:val="000000"/>
-              </w:rPr>
-              <w:t xml:space="preserve">-12, 4.1</w:t>
-            </w:r>
-          </w:p>
-        </w:tc>
-        <w:tc>
-          <w:tcPr>
-            <w:tcBorders>
-              <w:bottom w:val="none" w:sz="0" w:space="0" w:color="000000"/>
-              <w:top w:val="none" w:sz="0" w:space="0" w:color="000000"/>
-              <w:left w:val="none" w:sz="0" w:space="0" w:color="000000"/>
-              <w:right w:val="none" w:sz="0" w:space="0" w:color="000000"/>
-            </w:tcBorders>
-            <w:shd w:val="clear" w:color="auto" w:fill="FFFFFF"/>
-            <w:tcMar>
-              <w:top w:w="0" w:type="dxa"/>
-              <w:bottom w:w="0" w:type="dxa"/>
-              <w:left w:w="0" w:type="dxa"/>
-              <w:right w:w="0" w:type="dxa"/>
-            </w:tcMar>
-            <w:vAlign w:val="top"/>
-          </w:tcPr>
-          <w:p>
-            <w:pPr>
-              <w:pStyle w:val="Normal"/>
-              <w:jc w:val="center"/>
-              <w:pBdr>
-                <w:bottom w:val="none" w:sz="0" w:space="0" w:color="000000"/>
-                <w:top w:val="none" w:sz="0" w:space="0" w:color="000000"/>
-                <w:left w:val="none" w:sz="0" w:space="0" w:color="000000"/>
-                <w:right w:val="none" w:sz="0" w:space="0" w:color="000000"/>
-              </w:pBdr>
-              <w:spacing w:after="100" w:before="100" w:line="240"/>
-              <w:ind w:left="100" w:right="100" w:firstLine="0" w:firstLineChars="0"/>
-              <w:rPr>
-                <w:rFonts w:ascii="Helvetica" w:hAnsi="Helvetica" w:eastAsia="Helvetica" w:cs="Helvetica"/>
-                <w:i w:val="false"/>
-                <w:b w:val="false"/>
-                <w:u w:val="none"/>
-                <w:sz w:val="22"/>
-                <w:szCs w:val="22"/>
-                <w:color w:val="000000"/>
-              </w:rPr>
-            </w:pPr>
-            <w:r>
-              <w:rPr>
-                <w:rFonts w:ascii="Helvetica" w:hAnsi="Helvetica" w:eastAsia="Helvetica" w:cs="Helvetica"/>
-                <w:i w:val="false"/>
-                <w:b w:val="false"/>
-                <w:u w:val="none"/>
-                <w:sz w:val="22"/>
-                <w:szCs w:val="22"/>
-                <w:color w:val="000000"/>
-              </w:rPr>
-              <w:t xml:space="preserve">0.324</w:t>
+              <w:t xml:space="preserve">-4.4</w:t>
+            </w:r>
+          </w:p>
+        </w:tc>
+        <w:tc>
+          <w:tcPr>
+            <w:tcBorders>
+              <w:bottom w:val="none" w:sz="0" w:space="0" w:color="000000"/>
+              <w:top w:val="none" w:sz="0" w:space="0" w:color="000000"/>
+              <w:left w:val="none" w:sz="0" w:space="0" w:color="000000"/>
+              <w:right w:val="none" w:sz="0" w:space="0" w:color="000000"/>
+            </w:tcBorders>
+            <w:shd w:val="clear" w:color="auto" w:fill="FFFFFF"/>
+            <w:tcMar>
+              <w:top w:w="0" w:type="dxa"/>
+              <w:bottom w:w="0" w:type="dxa"/>
+              <w:left w:w="0" w:type="dxa"/>
+              <w:right w:w="0" w:type="dxa"/>
+            </w:tcMar>
+            <w:vAlign w:val="top"/>
+          </w:tcPr>
+          <w:p>
+            <w:pPr>
+              <w:pStyle w:val="Normal"/>
+              <w:jc w:val="center"/>
+              <w:pBdr>
+                <w:bottom w:val="none" w:sz="0" w:space="0" w:color="000000"/>
+                <w:top w:val="none" w:sz="0" w:space="0" w:color="000000"/>
+                <w:left w:val="none" w:sz="0" w:space="0" w:color="000000"/>
+                <w:right w:val="none" w:sz="0" w:space="0" w:color="000000"/>
+              </w:pBdr>
+              <w:spacing w:after="100" w:before="100" w:line="240"/>
+              <w:ind w:left="100" w:right="100" w:firstLine="0" w:firstLineChars="0"/>
+              <w:rPr>
+                <w:rFonts w:ascii="Helvetica" w:hAnsi="Helvetica" w:eastAsia="Helvetica" w:cs="Helvetica"/>
+                <w:i w:val="false"/>
+                <w:b w:val="false"/>
+                <w:u w:val="none"/>
+                <w:sz w:val="22"/>
+                <w:szCs w:val="22"/>
+                <w:color w:val="000000"/>
+              </w:rPr>
+            </w:pPr>
+            <w:r>
+              <w:rPr>
+                <w:rFonts w:ascii="Helvetica" w:hAnsi="Helvetica" w:eastAsia="Helvetica" w:cs="Helvetica"/>
+                <w:i w:val="false"/>
+                <w:b w:val="false"/>
+                <w:u w:val="none"/>
+                <w:sz w:val="22"/>
+                <w:szCs w:val="22"/>
+                <w:color w:val="000000"/>
+              </w:rPr>
+              <w:t xml:space="preserve">-12, 3.8</w:t>
+            </w:r>
+          </w:p>
+        </w:tc>
+        <w:tc>
+          <w:tcPr>
+            <w:tcBorders>
+              <w:bottom w:val="none" w:sz="0" w:space="0" w:color="000000"/>
+              <w:top w:val="none" w:sz="0" w:space="0" w:color="000000"/>
+              <w:left w:val="none" w:sz="0" w:space="0" w:color="000000"/>
+              <w:right w:val="none" w:sz="0" w:space="0" w:color="000000"/>
+            </w:tcBorders>
+            <w:shd w:val="clear" w:color="auto" w:fill="FFFFFF"/>
+            <w:tcMar>
+              <w:top w:w="0" w:type="dxa"/>
+              <w:bottom w:w="0" w:type="dxa"/>
+              <w:left w:w="0" w:type="dxa"/>
+              <w:right w:w="0" w:type="dxa"/>
+            </w:tcMar>
+            <w:vAlign w:val="top"/>
+          </w:tcPr>
+          <w:p>
+            <w:pPr>
+              <w:pStyle w:val="Normal"/>
+              <w:jc w:val="center"/>
+              <w:pBdr>
+                <w:bottom w:val="none" w:sz="0" w:space="0" w:color="000000"/>
+                <w:top w:val="none" w:sz="0" w:space="0" w:color="000000"/>
+                <w:left w:val="none" w:sz="0" w:space="0" w:color="000000"/>
+                <w:right w:val="none" w:sz="0" w:space="0" w:color="000000"/>
+              </w:pBdr>
+              <w:spacing w:after="100" w:before="100" w:line="240"/>
+              <w:ind w:left="100" w:right="100" w:firstLine="0" w:firstLineChars="0"/>
+              <w:rPr>
+                <w:rFonts w:ascii="Helvetica" w:hAnsi="Helvetica" w:eastAsia="Helvetica" w:cs="Helvetica"/>
+                <w:i w:val="false"/>
+                <w:b w:val="false"/>
+                <w:u w:val="none"/>
+                <w:sz w:val="22"/>
+                <w:szCs w:val="22"/>
+                <w:color w:val="000000"/>
+              </w:rPr>
+            </w:pPr>
+            <w:r>
+              <w:rPr>
+                <w:rFonts w:ascii="Helvetica" w:hAnsi="Helvetica" w:eastAsia="Helvetica" w:cs="Helvetica"/>
+                <w:i w:val="false"/>
+                <w:b w:val="false"/>
+                <w:u w:val="none"/>
+                <w:sz w:val="22"/>
+                <w:szCs w:val="22"/>
+                <w:color w:val="000000"/>
+              </w:rPr>
+              <w:t xml:space="preserve">0.291</w:t>
             </w:r>
           </w:p>
         </w:tc>
@@ -13635,113 +13635,113 @@
                 <w:szCs w:val="22"/>
                 <w:color w:val="000000"/>
               </w:rPr>
-              <w:t xml:space="preserve">-2.5</w:t>
-            </w:r>
-          </w:p>
-        </w:tc>
-        <w:tc>
-          <w:tcPr>
-            <w:tcBorders>
-              <w:bottom w:val="none" w:sz="0" w:space="0" w:color="000000"/>
-              <w:top w:val="none" w:sz="0" w:space="0" w:color="000000"/>
-              <w:left w:val="none" w:sz="0" w:space="0" w:color="000000"/>
-              <w:right w:val="none" w:sz="0" w:space="0" w:color="000000"/>
-            </w:tcBorders>
-            <w:shd w:val="clear" w:color="auto" w:fill="FFFFFF"/>
-            <w:tcMar>
-              <w:top w:w="0" w:type="dxa"/>
-              <w:bottom w:w="0" w:type="dxa"/>
-              <w:left w:w="0" w:type="dxa"/>
-              <w:right w:w="0" w:type="dxa"/>
-            </w:tcMar>
-            <w:vAlign w:val="top"/>
-          </w:tcPr>
-          <w:p>
-            <w:pPr>
-              <w:pStyle w:val="Normal"/>
-              <w:jc w:val="center"/>
-              <w:pBdr>
-                <w:bottom w:val="none" w:sz="0" w:space="0" w:color="000000"/>
-                <w:top w:val="none" w:sz="0" w:space="0" w:color="000000"/>
-                <w:left w:val="none" w:sz="0" w:space="0" w:color="000000"/>
-                <w:right w:val="none" w:sz="0" w:space="0" w:color="000000"/>
-              </w:pBdr>
-              <w:spacing w:after="100" w:before="100" w:line="240"/>
-              <w:ind w:left="100" w:right="100" w:firstLine="0" w:firstLineChars="0"/>
-              <w:rPr>
-                <w:rFonts w:ascii="Helvetica" w:hAnsi="Helvetica" w:eastAsia="Helvetica" w:cs="Helvetica"/>
-                <w:i w:val="false"/>
-                <w:b w:val="false"/>
-                <w:u w:val="none"/>
-                <w:sz w:val="22"/>
-                <w:szCs w:val="22"/>
-                <w:color w:val="000000"/>
-              </w:rPr>
-            </w:pPr>
-            <w:r>
-              <w:rPr>
-                <w:rFonts w:ascii="Helvetica" w:hAnsi="Helvetica" w:eastAsia="Helvetica" w:cs="Helvetica"/>
-                <w:i w:val="false"/>
-                <w:b w:val="false"/>
-                <w:u w:val="none"/>
-                <w:sz w:val="22"/>
-                <w:szCs w:val="22"/>
-                <w:color w:val="000000"/>
-              </w:rPr>
-              <w:t xml:space="preserve">-11, 6.0</w:t>
-            </w:r>
-          </w:p>
-        </w:tc>
-        <w:tc>
-          <w:tcPr>
-            <w:tcBorders>
-              <w:bottom w:val="none" w:sz="0" w:space="0" w:color="000000"/>
-              <w:top w:val="none" w:sz="0" w:space="0" w:color="000000"/>
-              <w:left w:val="none" w:sz="0" w:space="0" w:color="000000"/>
-              <w:right w:val="none" w:sz="0" w:space="0" w:color="000000"/>
-            </w:tcBorders>
-            <w:shd w:val="clear" w:color="auto" w:fill="FFFFFF"/>
-            <w:tcMar>
-              <w:top w:w="0" w:type="dxa"/>
-              <w:bottom w:w="0" w:type="dxa"/>
-              <w:left w:w="0" w:type="dxa"/>
-              <w:right w:w="0" w:type="dxa"/>
-            </w:tcMar>
-            <w:vAlign w:val="top"/>
-          </w:tcPr>
-          <w:p>
-            <w:pPr>
-              <w:pStyle w:val="Normal"/>
-              <w:jc w:val="center"/>
-              <w:pBdr>
-                <w:bottom w:val="none" w:sz="0" w:space="0" w:color="000000"/>
-                <w:top w:val="none" w:sz="0" w:space="0" w:color="000000"/>
-                <w:left w:val="none" w:sz="0" w:space="0" w:color="000000"/>
-                <w:right w:val="none" w:sz="0" w:space="0" w:color="000000"/>
-              </w:pBdr>
-              <w:spacing w:after="100" w:before="100" w:line="240"/>
-              <w:ind w:left="100" w:right="100" w:firstLine="0" w:firstLineChars="0"/>
-              <w:rPr>
-                <w:rFonts w:ascii="Helvetica" w:hAnsi="Helvetica" w:eastAsia="Helvetica" w:cs="Helvetica"/>
-                <w:i w:val="false"/>
-                <w:b w:val="false"/>
-                <w:u w:val="none"/>
-                <w:sz w:val="22"/>
-                <w:szCs w:val="22"/>
-                <w:color w:val="000000"/>
-              </w:rPr>
-            </w:pPr>
-            <w:r>
-              <w:rPr>
-                <w:rFonts w:ascii="Helvetica" w:hAnsi="Helvetica" w:eastAsia="Helvetica" w:cs="Helvetica"/>
-                <w:i w:val="false"/>
-                <w:b w:val="false"/>
-                <w:u w:val="none"/>
-                <w:sz w:val="22"/>
-                <w:szCs w:val="22"/>
-                <w:color w:val="000000"/>
-              </w:rPr>
-              <w:t xml:space="preserve">0.561</w:t>
+              <w:t xml:space="preserve">-1.8</w:t>
+            </w:r>
+          </w:p>
+        </w:tc>
+        <w:tc>
+          <w:tcPr>
+            <w:tcBorders>
+              <w:bottom w:val="none" w:sz="0" w:space="0" w:color="000000"/>
+              <w:top w:val="none" w:sz="0" w:space="0" w:color="000000"/>
+              <w:left w:val="none" w:sz="0" w:space="0" w:color="000000"/>
+              <w:right w:val="none" w:sz="0" w:space="0" w:color="000000"/>
+            </w:tcBorders>
+            <w:shd w:val="clear" w:color="auto" w:fill="FFFFFF"/>
+            <w:tcMar>
+              <w:top w:w="0" w:type="dxa"/>
+              <w:bottom w:w="0" w:type="dxa"/>
+              <w:left w:w="0" w:type="dxa"/>
+              <w:right w:w="0" w:type="dxa"/>
+            </w:tcMar>
+            <w:vAlign w:val="top"/>
+          </w:tcPr>
+          <w:p>
+            <w:pPr>
+              <w:pStyle w:val="Normal"/>
+              <w:jc w:val="center"/>
+              <w:pBdr>
+                <w:bottom w:val="none" w:sz="0" w:space="0" w:color="000000"/>
+                <w:top w:val="none" w:sz="0" w:space="0" w:color="000000"/>
+                <w:left w:val="none" w:sz="0" w:space="0" w:color="000000"/>
+                <w:right w:val="none" w:sz="0" w:space="0" w:color="000000"/>
+              </w:pBdr>
+              <w:spacing w:after="100" w:before="100" w:line="240"/>
+              <w:ind w:left="100" w:right="100" w:firstLine="0" w:firstLineChars="0"/>
+              <w:rPr>
+                <w:rFonts w:ascii="Helvetica" w:hAnsi="Helvetica" w:eastAsia="Helvetica" w:cs="Helvetica"/>
+                <w:i w:val="false"/>
+                <w:b w:val="false"/>
+                <w:u w:val="none"/>
+                <w:sz w:val="22"/>
+                <w:szCs w:val="22"/>
+                <w:color w:val="000000"/>
+              </w:rPr>
+            </w:pPr>
+            <w:r>
+              <w:rPr>
+                <w:rFonts w:ascii="Helvetica" w:hAnsi="Helvetica" w:eastAsia="Helvetica" w:cs="Helvetica"/>
+                <w:i w:val="false"/>
+                <w:b w:val="false"/>
+                <w:u w:val="none"/>
+                <w:sz w:val="22"/>
+                <w:szCs w:val="22"/>
+                <w:color w:val="000000"/>
+              </w:rPr>
+              <w:t xml:space="preserve">-10, 6.7</w:t>
+            </w:r>
+          </w:p>
+        </w:tc>
+        <w:tc>
+          <w:tcPr>
+            <w:tcBorders>
+              <w:bottom w:val="none" w:sz="0" w:space="0" w:color="000000"/>
+              <w:top w:val="none" w:sz="0" w:space="0" w:color="000000"/>
+              <w:left w:val="none" w:sz="0" w:space="0" w:color="000000"/>
+              <w:right w:val="none" w:sz="0" w:space="0" w:color="000000"/>
+            </w:tcBorders>
+            <w:shd w:val="clear" w:color="auto" w:fill="FFFFFF"/>
+            <w:tcMar>
+              <w:top w:w="0" w:type="dxa"/>
+              <w:bottom w:w="0" w:type="dxa"/>
+              <w:left w:w="0" w:type="dxa"/>
+              <w:right w:w="0" w:type="dxa"/>
+            </w:tcMar>
+            <w:vAlign w:val="top"/>
+          </w:tcPr>
+          <w:p>
+            <w:pPr>
+              <w:pStyle w:val="Normal"/>
+              <w:jc w:val="center"/>
+              <w:pBdr>
+                <w:bottom w:val="none" w:sz="0" w:space="0" w:color="000000"/>
+                <w:top w:val="none" w:sz="0" w:space="0" w:color="000000"/>
+                <w:left w:val="none" w:sz="0" w:space="0" w:color="000000"/>
+                <w:right w:val="none" w:sz="0" w:space="0" w:color="000000"/>
+              </w:pBdr>
+              <w:spacing w:after="100" w:before="100" w:line="240"/>
+              <w:ind w:left="100" w:right="100" w:firstLine="0" w:firstLineChars="0"/>
+              <w:rPr>
+                <w:rFonts w:ascii="Helvetica" w:hAnsi="Helvetica" w:eastAsia="Helvetica" w:cs="Helvetica"/>
+                <w:i w:val="false"/>
+                <w:b w:val="false"/>
+                <w:u w:val="none"/>
+                <w:sz w:val="22"/>
+                <w:szCs w:val="22"/>
+                <w:color w:val="000000"/>
+              </w:rPr>
+            </w:pPr>
+            <w:r>
+              <w:rPr>
+                <w:rFonts w:ascii="Helvetica" w:hAnsi="Helvetica" w:eastAsia="Helvetica" w:cs="Helvetica"/>
+                <w:i w:val="false"/>
+                <w:b w:val="false"/>
+                <w:u w:val="none"/>
+                <w:sz w:val="22"/>
+                <w:szCs w:val="22"/>
+                <w:color w:val="000000"/>
+              </w:rPr>
+              <w:t xml:space="preserve">0.674</w:t>
             </w:r>
           </w:p>
         </w:tc>
@@ -14118,113 +14118,113 @@
                 <w:szCs w:val="22"/>
                 <w:color w:val="000000"/>
               </w:rPr>
-              <w:t xml:space="preserve">-9.5</w:t>
-            </w:r>
-          </w:p>
-        </w:tc>
-        <w:tc>
-          <w:tcPr>
-            <w:tcBorders>
-              <w:bottom w:val="none" w:sz="0" w:space="0" w:color="000000"/>
-              <w:top w:val="none" w:sz="0" w:space="0" w:color="000000"/>
-              <w:left w:val="none" w:sz="0" w:space="0" w:color="000000"/>
-              <w:right w:val="none" w:sz="0" w:space="0" w:color="000000"/>
-            </w:tcBorders>
-            <w:shd w:val="clear" w:color="auto" w:fill="FFFFFF"/>
-            <w:tcMar>
-              <w:top w:w="0" w:type="dxa"/>
-              <w:bottom w:w="0" w:type="dxa"/>
-              <w:left w:w="0" w:type="dxa"/>
-              <w:right w:w="0" w:type="dxa"/>
-            </w:tcMar>
-            <w:vAlign w:val="top"/>
-          </w:tcPr>
-          <w:p>
-            <w:pPr>
-              <w:pStyle w:val="Normal"/>
-              <w:jc w:val="center"/>
-              <w:pBdr>
-                <w:bottom w:val="none" w:sz="0" w:space="0" w:color="000000"/>
-                <w:top w:val="none" w:sz="0" w:space="0" w:color="000000"/>
-                <w:left w:val="none" w:sz="0" w:space="0" w:color="000000"/>
-                <w:right w:val="none" w:sz="0" w:space="0" w:color="000000"/>
-              </w:pBdr>
-              <w:spacing w:after="100" w:before="100" w:line="240"/>
-              <w:ind w:left="100" w:right="100" w:firstLine="0" w:firstLineChars="0"/>
-              <w:rPr>
-                <w:rFonts w:ascii="Helvetica" w:hAnsi="Helvetica" w:eastAsia="Helvetica" w:cs="Helvetica"/>
-                <w:i w:val="false"/>
-                <w:b w:val="false"/>
-                <w:u w:val="none"/>
-                <w:sz w:val="22"/>
-                <w:szCs w:val="22"/>
-                <w:color w:val="000000"/>
-              </w:rPr>
-            </w:pPr>
-            <w:r>
-              <w:rPr>
-                <w:rFonts w:ascii="Helvetica" w:hAnsi="Helvetica" w:eastAsia="Helvetica" w:cs="Helvetica"/>
-                <w:i w:val="false"/>
-                <w:b w:val="false"/>
-                <w:u w:val="none"/>
-                <w:sz w:val="22"/>
-                <w:szCs w:val="22"/>
-                <w:color w:val="000000"/>
-              </w:rPr>
-              <w:t xml:space="preserve">-19, -0.41</w:t>
-            </w:r>
-          </w:p>
-        </w:tc>
-        <w:tc>
-          <w:tcPr>
-            <w:tcBorders>
-              <w:bottom w:val="none" w:sz="0" w:space="0" w:color="000000"/>
-              <w:top w:val="none" w:sz="0" w:space="0" w:color="000000"/>
-              <w:left w:val="none" w:sz="0" w:space="0" w:color="000000"/>
-              <w:right w:val="none" w:sz="0" w:space="0" w:color="000000"/>
-            </w:tcBorders>
-            <w:shd w:val="clear" w:color="auto" w:fill="FFFFFF"/>
-            <w:tcMar>
-              <w:top w:w="0" w:type="dxa"/>
-              <w:bottom w:w="0" w:type="dxa"/>
-              <w:left w:w="0" w:type="dxa"/>
-              <w:right w:w="0" w:type="dxa"/>
-            </w:tcMar>
-            <w:vAlign w:val="top"/>
-          </w:tcPr>
-          <w:p>
-            <w:pPr>
-              <w:pStyle w:val="Normal"/>
-              <w:jc w:val="center"/>
-              <w:pBdr>
-                <w:bottom w:val="none" w:sz="0" w:space="0" w:color="000000"/>
-                <w:top w:val="none" w:sz="0" w:space="0" w:color="000000"/>
-                <w:left w:val="none" w:sz="0" w:space="0" w:color="000000"/>
-                <w:right w:val="none" w:sz="0" w:space="0" w:color="000000"/>
-              </w:pBdr>
-              <w:spacing w:after="100" w:before="100" w:line="240"/>
-              <w:ind w:left="100" w:right="100" w:firstLine="0" w:firstLineChars="0"/>
-              <w:rPr>
-                <w:rFonts w:ascii="Helvetica" w:hAnsi="Helvetica" w:eastAsia="Helvetica" w:cs="Helvetica"/>
-                <w:i w:val="false"/>
-                <w:b w:val="false"/>
-                <w:u w:val="none"/>
-                <w:sz w:val="22"/>
-                <w:szCs w:val="22"/>
-                <w:color w:val="000000"/>
-              </w:rPr>
-            </w:pPr>
-            <w:r>
-              <w:rPr>
-                <w:rFonts w:ascii="Helvetica" w:hAnsi="Helvetica" w:eastAsia="Helvetica" w:cs="Helvetica"/>
-                <w:i w:val="false"/>
-                <w:b w:val="false"/>
-                <w:u w:val="none"/>
-                <w:sz w:val="22"/>
-                <w:szCs w:val="22"/>
-                <w:color w:val="000000"/>
-              </w:rPr>
-              <w:t xml:space="preserve">0.041</w:t>
+              <w:t xml:space="preserve">-9.4</w:t>
+            </w:r>
+          </w:p>
+        </w:tc>
+        <w:tc>
+          <w:tcPr>
+            <w:tcBorders>
+              <w:bottom w:val="none" w:sz="0" w:space="0" w:color="000000"/>
+              <w:top w:val="none" w:sz="0" w:space="0" w:color="000000"/>
+              <w:left w:val="none" w:sz="0" w:space="0" w:color="000000"/>
+              <w:right w:val="none" w:sz="0" w:space="0" w:color="000000"/>
+            </w:tcBorders>
+            <w:shd w:val="clear" w:color="auto" w:fill="FFFFFF"/>
+            <w:tcMar>
+              <w:top w:w="0" w:type="dxa"/>
+              <w:bottom w:w="0" w:type="dxa"/>
+              <w:left w:w="0" w:type="dxa"/>
+              <w:right w:w="0" w:type="dxa"/>
+            </w:tcMar>
+            <w:vAlign w:val="top"/>
+          </w:tcPr>
+          <w:p>
+            <w:pPr>
+              <w:pStyle w:val="Normal"/>
+              <w:jc w:val="center"/>
+              <w:pBdr>
+                <w:bottom w:val="none" w:sz="0" w:space="0" w:color="000000"/>
+                <w:top w:val="none" w:sz="0" w:space="0" w:color="000000"/>
+                <w:left w:val="none" w:sz="0" w:space="0" w:color="000000"/>
+                <w:right w:val="none" w:sz="0" w:space="0" w:color="000000"/>
+              </w:pBdr>
+              <w:spacing w:after="100" w:before="100" w:line="240"/>
+              <w:ind w:left="100" w:right="100" w:firstLine="0" w:firstLineChars="0"/>
+              <w:rPr>
+                <w:rFonts w:ascii="Helvetica" w:hAnsi="Helvetica" w:eastAsia="Helvetica" w:cs="Helvetica"/>
+                <w:i w:val="false"/>
+                <w:b w:val="false"/>
+                <w:u w:val="none"/>
+                <w:sz w:val="22"/>
+                <w:szCs w:val="22"/>
+                <w:color w:val="000000"/>
+              </w:rPr>
+            </w:pPr>
+            <w:r>
+              <w:rPr>
+                <w:rFonts w:ascii="Helvetica" w:hAnsi="Helvetica" w:eastAsia="Helvetica" w:cs="Helvetica"/>
+                <w:i w:val="false"/>
+                <w:b w:val="false"/>
+                <w:u w:val="none"/>
+                <w:sz w:val="22"/>
+                <w:szCs w:val="22"/>
+                <w:color w:val="000000"/>
+              </w:rPr>
+              <w:t xml:space="preserve">-18, -0.42</w:t>
+            </w:r>
+          </w:p>
+        </w:tc>
+        <w:tc>
+          <w:tcPr>
+            <w:tcBorders>
+              <w:bottom w:val="none" w:sz="0" w:space="0" w:color="000000"/>
+              <w:top w:val="none" w:sz="0" w:space="0" w:color="000000"/>
+              <w:left w:val="none" w:sz="0" w:space="0" w:color="000000"/>
+              <w:right w:val="none" w:sz="0" w:space="0" w:color="000000"/>
+            </w:tcBorders>
+            <w:shd w:val="clear" w:color="auto" w:fill="FFFFFF"/>
+            <w:tcMar>
+              <w:top w:w="0" w:type="dxa"/>
+              <w:bottom w:w="0" w:type="dxa"/>
+              <w:left w:w="0" w:type="dxa"/>
+              <w:right w:w="0" w:type="dxa"/>
+            </w:tcMar>
+            <w:vAlign w:val="top"/>
+          </w:tcPr>
+          <w:p>
+            <w:pPr>
+              <w:pStyle w:val="Normal"/>
+              <w:jc w:val="center"/>
+              <w:pBdr>
+                <w:bottom w:val="none" w:sz="0" w:space="0" w:color="000000"/>
+                <w:top w:val="none" w:sz="0" w:space="0" w:color="000000"/>
+                <w:left w:val="none" w:sz="0" w:space="0" w:color="000000"/>
+                <w:right w:val="none" w:sz="0" w:space="0" w:color="000000"/>
+              </w:pBdr>
+              <w:spacing w:after="100" w:before="100" w:line="240"/>
+              <w:ind w:left="100" w:right="100" w:firstLine="0" w:firstLineChars="0"/>
+              <w:rPr>
+                <w:rFonts w:ascii="Helvetica" w:hAnsi="Helvetica" w:eastAsia="Helvetica" w:cs="Helvetica"/>
+                <w:i w:val="false"/>
+                <w:b w:val="false"/>
+                <w:u w:val="none"/>
+                <w:sz w:val="22"/>
+                <w:szCs w:val="22"/>
+                <w:color w:val="000000"/>
+              </w:rPr>
+            </w:pPr>
+            <w:r>
+              <w:rPr>
+                <w:rFonts w:ascii="Helvetica" w:hAnsi="Helvetica" w:eastAsia="Helvetica" w:cs="Helvetica"/>
+                <w:i w:val="false"/>
+                <w:b w:val="false"/>
+                <w:u w:val="none"/>
+                <w:sz w:val="22"/>
+                <w:szCs w:val="22"/>
+                <w:color w:val="000000"/>
+              </w:rPr>
+              <w:t xml:space="preserve">0.040</w:t>
             </w:r>
           </w:p>
         </w:tc>
@@ -14654,60 +14654,60 @@
                 <w:szCs w:val="22"/>
                 <w:color w:val="000000"/>
               </w:rPr>
-              <w:t xml:space="preserve">-0.54, 13</w:t>
-            </w:r>
-          </w:p>
-        </w:tc>
-        <w:tc>
-          <w:tcPr>
-            <w:tcBorders>
-              <w:bottom w:val="none" w:sz="0" w:space="0" w:color="000000"/>
-              <w:top w:val="none" w:sz="0" w:space="0" w:color="000000"/>
-              <w:left w:val="none" w:sz="0" w:space="0" w:color="000000"/>
-              <w:right w:val="none" w:sz="0" w:space="0" w:color="000000"/>
-            </w:tcBorders>
-            <w:shd w:val="clear" w:color="auto" w:fill="FFFFFF"/>
-            <w:tcMar>
-              <w:top w:w="0" w:type="dxa"/>
-              <w:bottom w:w="0" w:type="dxa"/>
-              <w:left w:w="0" w:type="dxa"/>
-              <w:right w:w="0" w:type="dxa"/>
-            </w:tcMar>
-            <w:vAlign w:val="top"/>
-          </w:tcPr>
-          <w:p>
-            <w:pPr>
-              <w:pStyle w:val="Normal"/>
-              <w:jc w:val="center"/>
-              <w:pBdr>
-                <w:bottom w:val="none" w:sz="0" w:space="0" w:color="000000"/>
-                <w:top w:val="none" w:sz="0" w:space="0" w:color="000000"/>
-                <w:left w:val="none" w:sz="0" w:space="0" w:color="000000"/>
-                <w:right w:val="none" w:sz="0" w:space="0" w:color="000000"/>
-              </w:pBdr>
-              <w:spacing w:after="100" w:before="100" w:line="240"/>
-              <w:ind w:left="100" w:right="100" w:firstLine="0" w:firstLineChars="0"/>
-              <w:rPr>
-                <w:rFonts w:ascii="Helvetica" w:hAnsi="Helvetica" w:eastAsia="Helvetica" w:cs="Helvetica"/>
-                <w:i w:val="false"/>
-                <w:b w:val="false"/>
-                <w:u w:val="none"/>
-                <w:sz w:val="22"/>
-                <w:szCs w:val="22"/>
-                <w:color w:val="000000"/>
-              </w:rPr>
-            </w:pPr>
-            <w:r>
-              <w:rPr>
-                <w:rFonts w:ascii="Helvetica" w:hAnsi="Helvetica" w:eastAsia="Helvetica" w:cs="Helvetica"/>
-                <w:i w:val="false"/>
-                <w:b w:val="false"/>
-                <w:u w:val="none"/>
-                <w:sz w:val="22"/>
-                <w:szCs w:val="22"/>
-                <w:color w:val="000000"/>
-              </w:rPr>
-              <w:t xml:space="preserve">0.071</w:t>
+              <w:t xml:space="preserve">-0.43, 13</w:t>
+            </w:r>
+          </w:p>
+        </w:tc>
+        <w:tc>
+          <w:tcPr>
+            <w:tcBorders>
+              <w:bottom w:val="none" w:sz="0" w:space="0" w:color="000000"/>
+              <w:top w:val="none" w:sz="0" w:space="0" w:color="000000"/>
+              <w:left w:val="none" w:sz="0" w:space="0" w:color="000000"/>
+              <w:right w:val="none" w:sz="0" w:space="0" w:color="000000"/>
+            </w:tcBorders>
+            <w:shd w:val="clear" w:color="auto" w:fill="FFFFFF"/>
+            <w:tcMar>
+              <w:top w:w="0" w:type="dxa"/>
+              <w:bottom w:w="0" w:type="dxa"/>
+              <w:left w:w="0" w:type="dxa"/>
+              <w:right w:w="0" w:type="dxa"/>
+            </w:tcMar>
+            <w:vAlign w:val="top"/>
+          </w:tcPr>
+          <w:p>
+            <w:pPr>
+              <w:pStyle w:val="Normal"/>
+              <w:jc w:val="center"/>
+              <w:pBdr>
+                <w:bottom w:val="none" w:sz="0" w:space="0" w:color="000000"/>
+                <w:top w:val="none" w:sz="0" w:space="0" w:color="000000"/>
+                <w:left w:val="none" w:sz="0" w:space="0" w:color="000000"/>
+                <w:right w:val="none" w:sz="0" w:space="0" w:color="000000"/>
+              </w:pBdr>
+              <w:spacing w:after="100" w:before="100" w:line="240"/>
+              <w:ind w:left="100" w:right="100" w:firstLine="0" w:firstLineChars="0"/>
+              <w:rPr>
+                <w:rFonts w:ascii="Helvetica" w:hAnsi="Helvetica" w:eastAsia="Helvetica" w:cs="Helvetica"/>
+                <w:i w:val="false"/>
+                <w:b w:val="false"/>
+                <w:u w:val="none"/>
+                <w:sz w:val="22"/>
+                <w:szCs w:val="22"/>
+                <w:color w:val="000000"/>
+              </w:rPr>
+            </w:pPr>
+            <w:r>
+              <w:rPr>
+                <w:rFonts w:ascii="Helvetica" w:hAnsi="Helvetica" w:eastAsia="Helvetica" w:cs="Helvetica"/>
+                <w:i w:val="false"/>
+                <w:b w:val="false"/>
+                <w:u w:val="none"/>
+                <w:sz w:val="22"/>
+                <w:szCs w:val="22"/>
+                <w:color w:val="000000"/>
+              </w:rPr>
+              <w:t xml:space="preserve">0.067</w:t>
             </w:r>
           </w:p>
         </w:tc>
@@ -15084,113 +15084,113 @@
                 <w:szCs w:val="22"/>
                 <w:color w:val="000000"/>
               </w:rPr>
-              <w:t xml:space="preserve">-0.22</w:t>
-            </w:r>
-          </w:p>
-        </w:tc>
-        <w:tc>
-          <w:tcPr>
-            <w:tcBorders>
-              <w:bottom w:val="none" w:sz="0" w:space="0" w:color="000000"/>
-              <w:top w:val="none" w:sz="0" w:space="0" w:color="000000"/>
-              <w:left w:val="none" w:sz="0" w:space="0" w:color="000000"/>
-              <w:right w:val="none" w:sz="0" w:space="0" w:color="000000"/>
-            </w:tcBorders>
-            <w:shd w:val="clear" w:color="auto" w:fill="FFFFFF"/>
-            <w:tcMar>
-              <w:top w:w="0" w:type="dxa"/>
-              <w:bottom w:w="0" w:type="dxa"/>
-              <w:left w:w="0" w:type="dxa"/>
-              <w:right w:w="0" w:type="dxa"/>
-            </w:tcMar>
-            <w:vAlign w:val="top"/>
-          </w:tcPr>
-          <w:p>
-            <w:pPr>
-              <w:pStyle w:val="Normal"/>
-              <w:jc w:val="center"/>
-              <w:pBdr>
-                <w:bottom w:val="none" w:sz="0" w:space="0" w:color="000000"/>
-                <w:top w:val="none" w:sz="0" w:space="0" w:color="000000"/>
-                <w:left w:val="none" w:sz="0" w:space="0" w:color="000000"/>
-                <w:right w:val="none" w:sz="0" w:space="0" w:color="000000"/>
-              </w:pBdr>
-              <w:spacing w:after="100" w:before="100" w:line="240"/>
-              <w:ind w:left="100" w:right="100" w:firstLine="0" w:firstLineChars="0"/>
-              <w:rPr>
-                <w:rFonts w:ascii="Helvetica" w:hAnsi="Helvetica" w:eastAsia="Helvetica" w:cs="Helvetica"/>
-                <w:i w:val="false"/>
-                <w:b w:val="false"/>
-                <w:u w:val="none"/>
-                <w:sz w:val="22"/>
-                <w:szCs w:val="22"/>
-                <w:color w:val="000000"/>
-              </w:rPr>
-            </w:pPr>
-            <w:r>
-              <w:rPr>
-                <w:rFonts w:ascii="Helvetica" w:hAnsi="Helvetica" w:eastAsia="Helvetica" w:cs="Helvetica"/>
-                <w:i w:val="false"/>
-                <w:b w:val="false"/>
-                <w:u w:val="none"/>
-                <w:sz w:val="22"/>
-                <w:szCs w:val="22"/>
-                <w:color w:val="000000"/>
-              </w:rPr>
-              <w:t xml:space="preserve">-0.56, 0.13</w:t>
-            </w:r>
-          </w:p>
-        </w:tc>
-        <w:tc>
-          <w:tcPr>
-            <w:tcBorders>
-              <w:bottom w:val="none" w:sz="0" w:space="0" w:color="000000"/>
-              <w:top w:val="none" w:sz="0" w:space="0" w:color="000000"/>
-              <w:left w:val="none" w:sz="0" w:space="0" w:color="000000"/>
-              <w:right w:val="none" w:sz="0" w:space="0" w:color="000000"/>
-            </w:tcBorders>
-            <w:shd w:val="clear" w:color="auto" w:fill="FFFFFF"/>
-            <w:tcMar>
-              <w:top w:w="0" w:type="dxa"/>
-              <w:bottom w:w="0" w:type="dxa"/>
-              <w:left w:w="0" w:type="dxa"/>
-              <w:right w:w="0" w:type="dxa"/>
-            </w:tcMar>
-            <w:vAlign w:val="top"/>
-          </w:tcPr>
-          <w:p>
-            <w:pPr>
-              <w:pStyle w:val="Normal"/>
-              <w:jc w:val="center"/>
-              <w:pBdr>
-                <w:bottom w:val="none" w:sz="0" w:space="0" w:color="000000"/>
-                <w:top w:val="none" w:sz="0" w:space="0" w:color="000000"/>
-                <w:left w:val="none" w:sz="0" w:space="0" w:color="000000"/>
-                <w:right w:val="none" w:sz="0" w:space="0" w:color="000000"/>
-              </w:pBdr>
-              <w:spacing w:after="100" w:before="100" w:line="240"/>
-              <w:ind w:left="100" w:right="100" w:firstLine="0" w:firstLineChars="0"/>
-              <w:rPr>
-                <w:rFonts w:ascii="Helvetica" w:hAnsi="Helvetica" w:eastAsia="Helvetica" w:cs="Helvetica"/>
-                <w:i w:val="false"/>
-                <w:b w:val="false"/>
-                <w:u w:val="none"/>
-                <w:sz w:val="22"/>
-                <w:szCs w:val="22"/>
-                <w:color w:val="000000"/>
-              </w:rPr>
-            </w:pPr>
-            <w:r>
-              <w:rPr>
-                <w:rFonts w:ascii="Helvetica" w:hAnsi="Helvetica" w:eastAsia="Helvetica" w:cs="Helvetica"/>
-                <w:i w:val="false"/>
-                <w:b w:val="false"/>
-                <w:u w:val="none"/>
-                <w:sz w:val="22"/>
-                <w:szCs w:val="22"/>
-                <w:color w:val="000000"/>
-              </w:rPr>
-              <w:t xml:space="preserve">0.215</w:t>
+              <w:t xml:space="preserve">-0.21</w:t>
+            </w:r>
+          </w:p>
+        </w:tc>
+        <w:tc>
+          <w:tcPr>
+            <w:tcBorders>
+              <w:bottom w:val="none" w:sz="0" w:space="0" w:color="000000"/>
+              <w:top w:val="none" w:sz="0" w:space="0" w:color="000000"/>
+              <w:left w:val="none" w:sz="0" w:space="0" w:color="000000"/>
+              <w:right w:val="none" w:sz="0" w:space="0" w:color="000000"/>
+            </w:tcBorders>
+            <w:shd w:val="clear" w:color="auto" w:fill="FFFFFF"/>
+            <w:tcMar>
+              <w:top w:w="0" w:type="dxa"/>
+              <w:bottom w:w="0" w:type="dxa"/>
+              <w:left w:w="0" w:type="dxa"/>
+              <w:right w:w="0" w:type="dxa"/>
+            </w:tcMar>
+            <w:vAlign w:val="top"/>
+          </w:tcPr>
+          <w:p>
+            <w:pPr>
+              <w:pStyle w:val="Normal"/>
+              <w:jc w:val="center"/>
+              <w:pBdr>
+                <w:bottom w:val="none" w:sz="0" w:space="0" w:color="000000"/>
+                <w:top w:val="none" w:sz="0" w:space="0" w:color="000000"/>
+                <w:left w:val="none" w:sz="0" w:space="0" w:color="000000"/>
+                <w:right w:val="none" w:sz="0" w:space="0" w:color="000000"/>
+              </w:pBdr>
+              <w:spacing w:after="100" w:before="100" w:line="240"/>
+              <w:ind w:left="100" w:right="100" w:firstLine="0" w:firstLineChars="0"/>
+              <w:rPr>
+                <w:rFonts w:ascii="Helvetica" w:hAnsi="Helvetica" w:eastAsia="Helvetica" w:cs="Helvetica"/>
+                <w:i w:val="false"/>
+                <w:b w:val="false"/>
+                <w:u w:val="none"/>
+                <w:sz w:val="22"/>
+                <w:szCs w:val="22"/>
+                <w:color w:val="000000"/>
+              </w:rPr>
+            </w:pPr>
+            <w:r>
+              <w:rPr>
+                <w:rFonts w:ascii="Helvetica" w:hAnsi="Helvetica" w:eastAsia="Helvetica" w:cs="Helvetica"/>
+                <w:i w:val="false"/>
+                <w:b w:val="false"/>
+                <w:u w:val="none"/>
+                <w:sz w:val="22"/>
+                <w:szCs w:val="22"/>
+                <w:color w:val="000000"/>
+              </w:rPr>
+              <w:t xml:space="preserve">-0.55, 0.13</w:t>
+            </w:r>
+          </w:p>
+        </w:tc>
+        <w:tc>
+          <w:tcPr>
+            <w:tcBorders>
+              <w:bottom w:val="none" w:sz="0" w:space="0" w:color="000000"/>
+              <w:top w:val="none" w:sz="0" w:space="0" w:color="000000"/>
+              <w:left w:val="none" w:sz="0" w:space="0" w:color="000000"/>
+              <w:right w:val="none" w:sz="0" w:space="0" w:color="000000"/>
+            </w:tcBorders>
+            <w:shd w:val="clear" w:color="auto" w:fill="FFFFFF"/>
+            <w:tcMar>
+              <w:top w:w="0" w:type="dxa"/>
+              <w:bottom w:w="0" w:type="dxa"/>
+              <w:left w:w="0" w:type="dxa"/>
+              <w:right w:w="0" w:type="dxa"/>
+            </w:tcMar>
+            <w:vAlign w:val="top"/>
+          </w:tcPr>
+          <w:p>
+            <w:pPr>
+              <w:pStyle w:val="Normal"/>
+              <w:jc w:val="center"/>
+              <w:pBdr>
+                <w:bottom w:val="none" w:sz="0" w:space="0" w:color="000000"/>
+                <w:top w:val="none" w:sz="0" w:space="0" w:color="000000"/>
+                <w:left w:val="none" w:sz="0" w:space="0" w:color="000000"/>
+                <w:right w:val="none" w:sz="0" w:space="0" w:color="000000"/>
+              </w:pBdr>
+              <w:spacing w:after="100" w:before="100" w:line="240"/>
+              <w:ind w:left="100" w:right="100" w:firstLine="0" w:firstLineChars="0"/>
+              <w:rPr>
+                <w:rFonts w:ascii="Helvetica" w:hAnsi="Helvetica" w:eastAsia="Helvetica" w:cs="Helvetica"/>
+                <w:i w:val="false"/>
+                <w:b w:val="false"/>
+                <w:u w:val="none"/>
+                <w:sz w:val="22"/>
+                <w:szCs w:val="22"/>
+                <w:color w:val="000000"/>
+              </w:rPr>
+            </w:pPr>
+            <w:r>
+              <w:rPr>
+                <w:rFonts w:ascii="Helvetica" w:hAnsi="Helvetica" w:eastAsia="Helvetica" w:cs="Helvetica"/>
+                <w:i w:val="false"/>
+                <w:b w:val="false"/>
+                <w:u w:val="none"/>
+                <w:sz w:val="22"/>
+                <w:szCs w:val="22"/>
+                <w:color w:val="000000"/>
+              </w:rPr>
+              <w:t xml:space="preserve">0.221</w:t>
             </w:r>
           </w:p>
         </w:tc>
@@ -15567,113 +15567,113 @@
                 <w:szCs w:val="22"/>
                 <w:color w:val="000000"/>
               </w:rPr>
-              <w:t xml:space="preserve">5.4</w:t>
-            </w:r>
-          </w:p>
-        </w:tc>
-        <w:tc>
-          <w:tcPr>
-            <w:tcBorders>
-              <w:bottom w:val="none" w:sz="0" w:space="0" w:color="000000"/>
-              <w:top w:val="none" w:sz="0" w:space="0" w:color="000000"/>
-              <w:left w:val="none" w:sz="0" w:space="0" w:color="000000"/>
-              <w:right w:val="none" w:sz="0" w:space="0" w:color="000000"/>
-            </w:tcBorders>
-            <w:shd w:val="clear" w:color="auto" w:fill="FFFFFF"/>
-            <w:tcMar>
-              <w:top w:w="0" w:type="dxa"/>
-              <w:bottom w:w="0" w:type="dxa"/>
-              <w:left w:w="0" w:type="dxa"/>
-              <w:right w:w="0" w:type="dxa"/>
-            </w:tcMar>
-            <w:vAlign w:val="top"/>
-          </w:tcPr>
-          <w:p>
-            <w:pPr>
-              <w:pStyle w:val="Normal"/>
-              <w:jc w:val="center"/>
-              <w:pBdr>
-                <w:bottom w:val="none" w:sz="0" w:space="0" w:color="000000"/>
-                <w:top w:val="none" w:sz="0" w:space="0" w:color="000000"/>
-                <w:left w:val="none" w:sz="0" w:space="0" w:color="000000"/>
-                <w:right w:val="none" w:sz="0" w:space="0" w:color="000000"/>
-              </w:pBdr>
-              <w:spacing w:after="100" w:before="100" w:line="240"/>
-              <w:ind w:left="100" w:right="100" w:firstLine="0" w:firstLineChars="0"/>
-              <w:rPr>
-                <w:rFonts w:ascii="Helvetica" w:hAnsi="Helvetica" w:eastAsia="Helvetica" w:cs="Helvetica"/>
-                <w:i w:val="false"/>
-                <w:b w:val="false"/>
-                <w:u w:val="none"/>
-                <w:sz w:val="22"/>
-                <w:szCs w:val="22"/>
-                <w:color w:val="000000"/>
-              </w:rPr>
-            </w:pPr>
-            <w:r>
-              <w:rPr>
-                <w:rFonts w:ascii="Helvetica" w:hAnsi="Helvetica" w:eastAsia="Helvetica" w:cs="Helvetica"/>
-                <w:i w:val="false"/>
-                <w:b w:val="false"/>
-                <w:u w:val="none"/>
-                <w:sz w:val="22"/>
-                <w:szCs w:val="22"/>
-                <w:color w:val="000000"/>
-              </w:rPr>
-              <w:t xml:space="preserve">0.36, 10</w:t>
-            </w:r>
-          </w:p>
-        </w:tc>
-        <w:tc>
-          <w:tcPr>
-            <w:tcBorders>
-              <w:bottom w:val="none" w:sz="0" w:space="0" w:color="000000"/>
-              <w:top w:val="none" w:sz="0" w:space="0" w:color="000000"/>
-              <w:left w:val="none" w:sz="0" w:space="0" w:color="000000"/>
-              <w:right w:val="none" w:sz="0" w:space="0" w:color="000000"/>
-            </w:tcBorders>
-            <w:shd w:val="clear" w:color="auto" w:fill="FFFFFF"/>
-            <w:tcMar>
-              <w:top w:w="0" w:type="dxa"/>
-              <w:bottom w:w="0" w:type="dxa"/>
-              <w:left w:w="0" w:type="dxa"/>
-              <w:right w:w="0" w:type="dxa"/>
-            </w:tcMar>
-            <w:vAlign w:val="top"/>
-          </w:tcPr>
-          <w:p>
-            <w:pPr>
-              <w:pStyle w:val="Normal"/>
-              <w:jc w:val="center"/>
-              <w:pBdr>
-                <w:bottom w:val="none" w:sz="0" w:space="0" w:color="000000"/>
-                <w:top w:val="none" w:sz="0" w:space="0" w:color="000000"/>
-                <w:left w:val="none" w:sz="0" w:space="0" w:color="000000"/>
-                <w:right w:val="none" w:sz="0" w:space="0" w:color="000000"/>
-              </w:pBdr>
-              <w:spacing w:after="100" w:before="100" w:line="240"/>
-              <w:ind w:left="100" w:right="100" w:firstLine="0" w:firstLineChars="0"/>
-              <w:rPr>
-                <w:rFonts w:ascii="Helvetica" w:hAnsi="Helvetica" w:eastAsia="Helvetica" w:cs="Helvetica"/>
-                <w:i w:val="false"/>
-                <w:b w:val="false"/>
-                <w:u w:val="none"/>
-                <w:sz w:val="22"/>
-                <w:szCs w:val="22"/>
-                <w:color w:val="000000"/>
-              </w:rPr>
-            </w:pPr>
-            <w:r>
-              <w:rPr>
-                <w:rFonts w:ascii="Helvetica" w:hAnsi="Helvetica" w:eastAsia="Helvetica" w:cs="Helvetica"/>
-                <w:i w:val="false"/>
-                <w:b w:val="false"/>
-                <w:u w:val="none"/>
-                <w:sz w:val="22"/>
-                <w:szCs w:val="22"/>
-                <w:color w:val="000000"/>
-              </w:rPr>
-              <w:t xml:space="preserve">0.036</w:t>
+              <w:t xml:space="preserve">5.6</w:t>
+            </w:r>
+          </w:p>
+        </w:tc>
+        <w:tc>
+          <w:tcPr>
+            <w:tcBorders>
+              <w:bottom w:val="none" w:sz="0" w:space="0" w:color="000000"/>
+              <w:top w:val="none" w:sz="0" w:space="0" w:color="000000"/>
+              <w:left w:val="none" w:sz="0" w:space="0" w:color="000000"/>
+              <w:right w:val="none" w:sz="0" w:space="0" w:color="000000"/>
+            </w:tcBorders>
+            <w:shd w:val="clear" w:color="auto" w:fill="FFFFFF"/>
+            <w:tcMar>
+              <w:top w:w="0" w:type="dxa"/>
+              <w:bottom w:w="0" w:type="dxa"/>
+              <w:left w:w="0" w:type="dxa"/>
+              <w:right w:w="0" w:type="dxa"/>
+            </w:tcMar>
+            <w:vAlign w:val="top"/>
+          </w:tcPr>
+          <w:p>
+            <w:pPr>
+              <w:pStyle w:val="Normal"/>
+              <w:jc w:val="center"/>
+              <w:pBdr>
+                <w:bottom w:val="none" w:sz="0" w:space="0" w:color="000000"/>
+                <w:top w:val="none" w:sz="0" w:space="0" w:color="000000"/>
+                <w:left w:val="none" w:sz="0" w:space="0" w:color="000000"/>
+                <w:right w:val="none" w:sz="0" w:space="0" w:color="000000"/>
+              </w:pBdr>
+              <w:spacing w:after="100" w:before="100" w:line="240"/>
+              <w:ind w:left="100" w:right="100" w:firstLine="0" w:firstLineChars="0"/>
+              <w:rPr>
+                <w:rFonts w:ascii="Helvetica" w:hAnsi="Helvetica" w:eastAsia="Helvetica" w:cs="Helvetica"/>
+                <w:i w:val="false"/>
+                <w:b w:val="false"/>
+                <w:u w:val="none"/>
+                <w:sz w:val="22"/>
+                <w:szCs w:val="22"/>
+                <w:color w:val="000000"/>
+              </w:rPr>
+            </w:pPr>
+            <w:r>
+              <w:rPr>
+                <w:rFonts w:ascii="Helvetica" w:hAnsi="Helvetica" w:eastAsia="Helvetica" w:cs="Helvetica"/>
+                <w:i w:val="false"/>
+                <w:b w:val="false"/>
+                <w:u w:val="none"/>
+                <w:sz w:val="22"/>
+                <w:szCs w:val="22"/>
+                <w:color w:val="000000"/>
+              </w:rPr>
+              <w:t xml:space="preserve">0.58, 11</w:t>
+            </w:r>
+          </w:p>
+        </w:tc>
+        <w:tc>
+          <w:tcPr>
+            <w:tcBorders>
+              <w:bottom w:val="none" w:sz="0" w:space="0" w:color="000000"/>
+              <w:top w:val="none" w:sz="0" w:space="0" w:color="000000"/>
+              <w:left w:val="none" w:sz="0" w:space="0" w:color="000000"/>
+              <w:right w:val="none" w:sz="0" w:space="0" w:color="000000"/>
+            </w:tcBorders>
+            <w:shd w:val="clear" w:color="auto" w:fill="FFFFFF"/>
+            <w:tcMar>
+              <w:top w:w="0" w:type="dxa"/>
+              <w:bottom w:w="0" w:type="dxa"/>
+              <w:left w:w="0" w:type="dxa"/>
+              <w:right w:w="0" w:type="dxa"/>
+            </w:tcMar>
+            <w:vAlign w:val="top"/>
+          </w:tcPr>
+          <w:p>
+            <w:pPr>
+              <w:pStyle w:val="Normal"/>
+              <w:jc w:val="center"/>
+              <w:pBdr>
+                <w:bottom w:val="none" w:sz="0" w:space="0" w:color="000000"/>
+                <w:top w:val="none" w:sz="0" w:space="0" w:color="000000"/>
+                <w:left w:val="none" w:sz="0" w:space="0" w:color="000000"/>
+                <w:right w:val="none" w:sz="0" w:space="0" w:color="000000"/>
+              </w:pBdr>
+              <w:spacing w:after="100" w:before="100" w:line="240"/>
+              <w:ind w:left="100" w:right="100" w:firstLine="0" w:firstLineChars="0"/>
+              <w:rPr>
+                <w:rFonts w:ascii="Helvetica" w:hAnsi="Helvetica" w:eastAsia="Helvetica" w:cs="Helvetica"/>
+                <w:i w:val="false"/>
+                <w:b w:val="false"/>
+                <w:u w:val="none"/>
+                <w:sz w:val="22"/>
+                <w:szCs w:val="22"/>
+                <w:color w:val="000000"/>
+              </w:rPr>
+            </w:pPr>
+            <w:r>
+              <w:rPr>
+                <w:rFonts w:ascii="Helvetica" w:hAnsi="Helvetica" w:eastAsia="Helvetica" w:cs="Helvetica"/>
+                <w:i w:val="false"/>
+                <w:b w:val="false"/>
+                <w:u w:val="none"/>
+                <w:sz w:val="22"/>
+                <w:szCs w:val="22"/>
+                <w:color w:val="000000"/>
+              </w:rPr>
+              <w:t xml:space="preserve">0.029</w:t>
             </w:r>
           </w:p>
         </w:tc>
@@ -16050,113 +16050,113 @@
                 <w:szCs w:val="22"/>
                 <w:color w:val="000000"/>
               </w:rPr>
-              <w:t xml:space="preserve">-1.2</w:t>
-            </w:r>
-          </w:p>
-        </w:tc>
-        <w:tc>
-          <w:tcPr>
-            <w:tcBorders>
-              <w:bottom w:val="none" w:sz="0" w:space="0" w:color="000000"/>
-              <w:top w:val="none" w:sz="0" w:space="0" w:color="000000"/>
-              <w:left w:val="none" w:sz="0" w:space="0" w:color="000000"/>
-              <w:right w:val="none" w:sz="0" w:space="0" w:color="000000"/>
-            </w:tcBorders>
-            <w:shd w:val="clear" w:color="auto" w:fill="FFFFFF"/>
-            <w:tcMar>
-              <w:top w:w="0" w:type="dxa"/>
-              <w:bottom w:w="0" w:type="dxa"/>
-              <w:left w:w="0" w:type="dxa"/>
-              <w:right w:w="0" w:type="dxa"/>
-            </w:tcMar>
-            <w:vAlign w:val="top"/>
-          </w:tcPr>
-          <w:p>
-            <w:pPr>
-              <w:pStyle w:val="Normal"/>
-              <w:jc w:val="center"/>
-              <w:pBdr>
-                <w:bottom w:val="none" w:sz="0" w:space="0" w:color="000000"/>
-                <w:top w:val="none" w:sz="0" w:space="0" w:color="000000"/>
-                <w:left w:val="none" w:sz="0" w:space="0" w:color="000000"/>
-                <w:right w:val="none" w:sz="0" w:space="0" w:color="000000"/>
-              </w:pBdr>
-              <w:spacing w:after="100" w:before="100" w:line="240"/>
-              <w:ind w:left="100" w:right="100" w:firstLine="0" w:firstLineChars="0"/>
-              <w:rPr>
-                <w:rFonts w:ascii="Helvetica" w:hAnsi="Helvetica" w:eastAsia="Helvetica" w:cs="Helvetica"/>
-                <w:i w:val="false"/>
-                <w:b w:val="false"/>
-                <w:u w:val="none"/>
-                <w:sz w:val="22"/>
-                <w:szCs w:val="22"/>
-                <w:color w:val="000000"/>
-              </w:rPr>
-            </w:pPr>
-            <w:r>
-              <w:rPr>
-                <w:rFonts w:ascii="Helvetica" w:hAnsi="Helvetica" w:eastAsia="Helvetica" w:cs="Helvetica"/>
-                <w:i w:val="false"/>
-                <w:b w:val="false"/>
-                <w:u w:val="none"/>
-                <w:sz w:val="22"/>
-                <w:szCs w:val="22"/>
-                <w:color w:val="000000"/>
-              </w:rPr>
-              <w:t xml:space="preserve">-6.8, 4.5</w:t>
-            </w:r>
-          </w:p>
-        </w:tc>
-        <w:tc>
-          <w:tcPr>
-            <w:tcBorders>
-              <w:bottom w:val="none" w:sz="0" w:space="0" w:color="000000"/>
-              <w:top w:val="none" w:sz="0" w:space="0" w:color="000000"/>
-              <w:left w:val="none" w:sz="0" w:space="0" w:color="000000"/>
-              <w:right w:val="none" w:sz="0" w:space="0" w:color="000000"/>
-            </w:tcBorders>
-            <w:shd w:val="clear" w:color="auto" w:fill="FFFFFF"/>
-            <w:tcMar>
-              <w:top w:w="0" w:type="dxa"/>
-              <w:bottom w:w="0" w:type="dxa"/>
-              <w:left w:w="0" w:type="dxa"/>
-              <w:right w:w="0" w:type="dxa"/>
-            </w:tcMar>
-            <w:vAlign w:val="top"/>
-          </w:tcPr>
-          <w:p>
-            <w:pPr>
-              <w:pStyle w:val="Normal"/>
-              <w:jc w:val="center"/>
-              <w:pBdr>
-                <w:bottom w:val="none" w:sz="0" w:space="0" w:color="000000"/>
-                <w:top w:val="none" w:sz="0" w:space="0" w:color="000000"/>
-                <w:left w:val="none" w:sz="0" w:space="0" w:color="000000"/>
-                <w:right w:val="none" w:sz="0" w:space="0" w:color="000000"/>
-              </w:pBdr>
-              <w:spacing w:after="100" w:before="100" w:line="240"/>
-              <w:ind w:left="100" w:right="100" w:firstLine="0" w:firstLineChars="0"/>
-              <w:rPr>
-                <w:rFonts w:ascii="Helvetica" w:hAnsi="Helvetica" w:eastAsia="Helvetica" w:cs="Helvetica"/>
-                <w:i w:val="false"/>
-                <w:b w:val="false"/>
-                <w:u w:val="none"/>
-                <w:sz w:val="22"/>
-                <w:szCs w:val="22"/>
-                <w:color w:val="000000"/>
-              </w:rPr>
-            </w:pPr>
-            <w:r>
-              <w:rPr>
-                <w:rFonts w:ascii="Helvetica" w:hAnsi="Helvetica" w:eastAsia="Helvetica" w:cs="Helvetica"/>
-                <w:i w:val="false"/>
-                <w:b w:val="false"/>
-                <w:u w:val="none"/>
-                <w:sz w:val="22"/>
-                <w:szCs w:val="22"/>
-                <w:color w:val="000000"/>
-              </w:rPr>
-              <w:t xml:space="preserve">0.681</w:t>
+              <w:t xml:space="preserve">-1.5</w:t>
+            </w:r>
+          </w:p>
+        </w:tc>
+        <w:tc>
+          <w:tcPr>
+            <w:tcBorders>
+              <w:bottom w:val="none" w:sz="0" w:space="0" w:color="000000"/>
+              <w:top w:val="none" w:sz="0" w:space="0" w:color="000000"/>
+              <w:left w:val="none" w:sz="0" w:space="0" w:color="000000"/>
+              <w:right w:val="none" w:sz="0" w:space="0" w:color="000000"/>
+            </w:tcBorders>
+            <w:shd w:val="clear" w:color="auto" w:fill="FFFFFF"/>
+            <w:tcMar>
+              <w:top w:w="0" w:type="dxa"/>
+              <w:bottom w:w="0" w:type="dxa"/>
+              <w:left w:w="0" w:type="dxa"/>
+              <w:right w:w="0" w:type="dxa"/>
+            </w:tcMar>
+            <w:vAlign w:val="top"/>
+          </w:tcPr>
+          <w:p>
+            <w:pPr>
+              <w:pStyle w:val="Normal"/>
+              <w:jc w:val="center"/>
+              <w:pBdr>
+                <w:bottom w:val="none" w:sz="0" w:space="0" w:color="000000"/>
+                <w:top w:val="none" w:sz="0" w:space="0" w:color="000000"/>
+                <w:left w:val="none" w:sz="0" w:space="0" w:color="000000"/>
+                <w:right w:val="none" w:sz="0" w:space="0" w:color="000000"/>
+              </w:pBdr>
+              <w:spacing w:after="100" w:before="100" w:line="240"/>
+              <w:ind w:left="100" w:right="100" w:firstLine="0" w:firstLineChars="0"/>
+              <w:rPr>
+                <w:rFonts w:ascii="Helvetica" w:hAnsi="Helvetica" w:eastAsia="Helvetica" w:cs="Helvetica"/>
+                <w:i w:val="false"/>
+                <w:b w:val="false"/>
+                <w:u w:val="none"/>
+                <w:sz w:val="22"/>
+                <w:szCs w:val="22"/>
+                <w:color w:val="000000"/>
+              </w:rPr>
+            </w:pPr>
+            <w:r>
+              <w:rPr>
+                <w:rFonts w:ascii="Helvetica" w:hAnsi="Helvetica" w:eastAsia="Helvetica" w:cs="Helvetica"/>
+                <w:i w:val="false"/>
+                <w:b w:val="false"/>
+                <w:u w:val="none"/>
+                <w:sz w:val="22"/>
+                <w:szCs w:val="22"/>
+                <w:color w:val="000000"/>
+              </w:rPr>
+              <w:t xml:space="preserve">-7.1, 4.1</w:t>
+            </w:r>
+          </w:p>
+        </w:tc>
+        <w:tc>
+          <w:tcPr>
+            <w:tcBorders>
+              <w:bottom w:val="none" w:sz="0" w:space="0" w:color="000000"/>
+              <w:top w:val="none" w:sz="0" w:space="0" w:color="000000"/>
+              <w:left w:val="none" w:sz="0" w:space="0" w:color="000000"/>
+              <w:right w:val="none" w:sz="0" w:space="0" w:color="000000"/>
+            </w:tcBorders>
+            <w:shd w:val="clear" w:color="auto" w:fill="FFFFFF"/>
+            <w:tcMar>
+              <w:top w:w="0" w:type="dxa"/>
+              <w:bottom w:w="0" w:type="dxa"/>
+              <w:left w:w="0" w:type="dxa"/>
+              <w:right w:w="0" w:type="dxa"/>
+            </w:tcMar>
+            <w:vAlign w:val="top"/>
+          </w:tcPr>
+          <w:p>
+            <w:pPr>
+              <w:pStyle w:val="Normal"/>
+              <w:jc w:val="center"/>
+              <w:pBdr>
+                <w:bottom w:val="none" w:sz="0" w:space="0" w:color="000000"/>
+                <w:top w:val="none" w:sz="0" w:space="0" w:color="000000"/>
+                <w:left w:val="none" w:sz="0" w:space="0" w:color="000000"/>
+                <w:right w:val="none" w:sz="0" w:space="0" w:color="000000"/>
+              </w:pBdr>
+              <w:spacing w:after="100" w:before="100" w:line="240"/>
+              <w:ind w:left="100" w:right="100" w:firstLine="0" w:firstLineChars="0"/>
+              <w:rPr>
+                <w:rFonts w:ascii="Helvetica" w:hAnsi="Helvetica" w:eastAsia="Helvetica" w:cs="Helvetica"/>
+                <w:i w:val="false"/>
+                <w:b w:val="false"/>
+                <w:u w:val="none"/>
+                <w:sz w:val="22"/>
+                <w:szCs w:val="22"/>
+                <w:color w:val="000000"/>
+              </w:rPr>
+            </w:pPr>
+            <w:r>
+              <w:rPr>
+                <w:rFonts w:ascii="Helvetica" w:hAnsi="Helvetica" w:eastAsia="Helvetica" w:cs="Helvetica"/>
+                <w:i w:val="false"/>
+                <w:b w:val="false"/>
+                <w:u w:val="none"/>
+                <w:sz w:val="22"/>
+                <w:szCs w:val="22"/>
+                <w:color w:val="000000"/>
+              </w:rPr>
+              <w:t xml:space="preserve">0.593</w:t>
             </w:r>
           </w:p>
         </w:tc>
@@ -16215,7 +16215,7 @@
                 <w:szCs w:val="22"/>
                 <w:color w:val="000000"/>
               </w:rPr>
-              <w:t xml:space="preserve">ckd_epi_gfr_cre_cys</w:t>
+              <w:t xml:space="preserve">baseline_cre_egfr</w:t>
             </w:r>
           </w:p>
         </w:tc>
@@ -16321,7 +16321,7 @@
                 <w:szCs w:val="22"/>
                 <w:color w:val="000000"/>
               </w:rPr>
-              <w:t xml:space="preserve">-0.03</w:t>
+              <w:t xml:space="preserve">-0.11</w:t>
             </w:r>
           </w:p>
         </w:tc>
@@ -16374,7 +16374,7 @@
                 <w:szCs w:val="22"/>
                 <w:color w:val="000000"/>
               </w:rPr>
-              <w:t xml:space="preserve">-0.12, 0.06</w:t>
+              <w:t xml:space="preserve">-0.21, -0.01</w:t>
             </w:r>
           </w:p>
         </w:tc>
@@ -16427,7 +16427,7 @@
                 <w:szCs w:val="22"/>
                 <w:color w:val="000000"/>
               </w:rPr>
-              <w:t xml:space="preserve">0.529</w:t>
+              <w:t xml:space="preserve">0.037</w:t>
             </w:r>
           </w:p>
         </w:tc>
@@ -16533,7 +16533,7 @@
                 <w:szCs w:val="22"/>
                 <w:color w:val="000000"/>
               </w:rPr>
-              <w:t xml:space="preserve">-0.16</w:t>
+              <w:t xml:space="preserve">-0.19</w:t>
             </w:r>
           </w:p>
         </w:tc>
@@ -16586,7 +16586,7 @@
                 <w:szCs w:val="22"/>
                 <w:color w:val="000000"/>
               </w:rPr>
-              <w:t xml:space="preserve">-0.28, -0.04</w:t>
+              <w:t xml:space="preserve">-0.32, -0.07</w:t>
             </w:r>
           </w:p>
         </w:tc>
@@ -16639,7 +16639,7 @@
                 <w:szCs w:val="22"/>
                 <w:color w:val="000000"/>
               </w:rPr>
-              <w:t xml:space="preserve">0.011</w:t>
+              <w:t xml:space="preserve">0.003</w:t>
             </w:r>
           </w:p>
         </w:tc>
